--- a/Документ Microsoft Word.docx
+++ b/Документ Microsoft Word.docx
@@ -1,6 +1,6 @@
 
 <file path=word/document.xml><?xml version="1.0" encoding="utf-8"?>
-<w:document xmlns:wpc="http://schemas.microsoft.com/office/word/2010/wordprocessingCanvas" xmlns:cx="http://schemas.microsoft.com/office/drawing/2014/chartex" xmlns:cx1="http://schemas.microsoft.com/office/drawing/2015/9/8/chartex" xmlns:cx2="http://schemas.microsoft.com/office/drawing/2015/10/21/chartex" xmlns:cx3="http://schemas.microsoft.com/office/drawing/2016/5/9/chartex" xmlns:cx4="http://schemas.microsoft.com/office/drawing/2016/5/10/chartex" xmlns:cx5="http://schemas.microsoft.com/office/drawing/2016/5/11/chartex" xmlns:cx6="http://schemas.microsoft.com/office/drawing/2016/5/12/chartex" xmlns:cx7="http://schemas.microsoft.com/office/drawing/2016/5/13/chartex" xmlns:cx8="http://schemas.microsoft.com/office/drawing/2016/5/14/chartex" xmlns:mc="http://schemas.openxmlformats.org/markup-compatibility/2006" xmlns:aink="http://schemas.microsoft.com/office/drawing/2016/ink" xmlns:am3d="http://schemas.microsoft.com/office/drawing/2017/model3d" xmlns:o="urn:schemas-microsoft-com:office:office" xmlns:oel="http://schemas.microsoft.com/office/2019/extlst" xmlns:r="http://schemas.openxmlformats.org/officeDocument/2006/relationships" xmlns:m="http://schemas.openxmlformats.org/officeDocument/2006/math" xmlns:v="urn:schemas-microsoft-com:vml" xmlns:wp14="http://schemas.microsoft.com/office/word/2010/wordprocessingDrawing" xmlns:wp="http://schemas.openxmlformats.org/drawingml/2006/wordprocessingDrawing" xmlns:w10="urn:schemas-microsoft-com:office:word" xmlns:w="http://schemas.openxmlformats.org/wordprocessingml/2006/main" xmlns:w14="http://schemas.microsoft.com/office/word/2010/wordml" xmlns:w15="http://schemas.microsoft.com/office/word/2012/wordml" xmlns:w16cex="http://schemas.microsoft.com/office/word/2018/wordml/cex" xmlns:w16cid="http://schemas.microsoft.com/office/word/2016/wordml/cid" xmlns:w16="http://schemas.microsoft.com/office/word/2018/wordml" xmlns:w16du="http://schemas.microsoft.com/office/word/2023/wordml/word16du" xmlns:w16sdtdh="http://schemas.microsoft.com/office/word/2020/wordml/sdtdatahash" xmlns:w16sdtfl="http://schemas.microsoft.com/office/word/2024/wordml/sdtformatlock" xmlns:w16se="http://schemas.microsoft.com/office/word/2015/wordml/symex" xmlns:wpg="http://schemas.microsoft.com/office/word/2010/wordprocessingGroup" xmlns:wpi="http://schemas.microsoft.com/office/word/2010/wordprocessingInk" xmlns:wne="http://schemas.microsoft.com/office/word/2006/wordml" xmlns:wps="http://schemas.microsoft.com/office/word/2010/wordprocessingShape" mc:Ignorable="w14 w15 w16se w16cid w16 w16cex w16sdtdh w16sdtfl w16du wp14">
+<w:document xmlns:wpc="http://schemas.microsoft.com/office/word/2010/wordprocessingCanvas" xmlns:cx="http://schemas.microsoft.com/office/drawing/2014/chartex" xmlns:cx1="http://schemas.microsoft.com/office/drawing/2015/9/8/chartex" xmlns:mc="http://schemas.openxmlformats.org/markup-compatibility/2006" xmlns:o="urn:schemas-microsoft-com:office:office" xmlns:r="http://schemas.openxmlformats.org/officeDocument/2006/relationships" xmlns:m="http://schemas.openxmlformats.org/officeDocument/2006/math" xmlns:v="urn:schemas-microsoft-com:vml" xmlns:wp14="http://schemas.microsoft.com/office/word/2010/wordprocessingDrawing" xmlns:wp="http://schemas.openxmlformats.org/drawingml/2006/wordprocessingDrawing" xmlns:w10="urn:schemas-microsoft-com:office:word" xmlns:w="http://schemas.openxmlformats.org/wordprocessingml/2006/main" xmlns:w14="http://schemas.microsoft.com/office/word/2010/wordml" xmlns:w15="http://schemas.microsoft.com/office/word/2012/wordml" xmlns:w16se="http://schemas.microsoft.com/office/word/2015/wordml/symex" xmlns:wpg="http://schemas.microsoft.com/office/word/2010/wordprocessingGroup" xmlns:wpi="http://schemas.microsoft.com/office/word/2010/wordprocessingInk" xmlns:wne="http://schemas.microsoft.com/office/word/2006/wordml" xmlns:wps="http://schemas.microsoft.com/office/word/2010/wordprocessingShape" mc:Ignorable="w14 w15 w16se wp14">
   <w:body>
     <w:p>
       <w:pPr>
@@ -72,10 +72,7 @@
         <w:t xml:space="preserve"> </w:t>
       </w:r>
       <w:r>
-        <w:t>когда</w:t>
-      </w:r>
-      <w:r>
-        <w:t xml:space="preserve"> приходит заказ, программа проверяет — хватит ли продуктов на складе, чтобы испечь нужное количество</w:t>
+        <w:t>когда приходит заказ, программа проверяет — хватит ли продуктов на складе, чтобы испечь нужное количество</w:t>
       </w:r>
       <w:r>
         <w:t xml:space="preserve"> изделия</w:t>
@@ -247,7 +244,60 @@
     <w:p>
       <w:pPr>
         <w:spacing w:after="0"/>
-        <w:ind w:firstLine="709"/>
+        <w:jc w:val="both"/>
+      </w:pPr>
+      <w:proofErr w:type="spellStart"/>
+      <w:r>
+        <w:t>Recipe</w:t>
+      </w:r>
+      <w:proofErr w:type="spellEnd"/>
+      <w:r>
+        <w:t xml:space="preserve">: </w:t>
+      </w:r>
+      <w:r>
+        <w:t>Модель данных представляющая собой информацию о рецептах, а именно название продукта и список необходимых ингредиентов с их количеством</w:t>
+      </w:r>
+    </w:p>
+    <w:p>
+      <w:pPr>
+        <w:spacing w:after="0"/>
+        <w:jc w:val="both"/>
+      </w:pPr>
+      <w:proofErr w:type="spellStart"/>
+      <w:r>
+        <w:t>BakeryShop</w:t>
+      </w:r>
+      <w:proofErr w:type="spellEnd"/>
+      <w:r>
+        <w:t xml:space="preserve">: </w:t>
+      </w:r>
+      <w:r>
+        <w:t xml:space="preserve">Основной класс, координирующий работу всех компонентов. Содержит все данные, а именно рецепты и ингредиенты </w:t>
+      </w:r>
+    </w:p>
+    <w:p>
+      <w:pPr>
+        <w:spacing w:after="0"/>
+        <w:jc w:val="both"/>
+      </w:pPr>
+      <w:proofErr w:type="spellStart"/>
+      <w:r>
+        <w:rPr>
+          <w:lang w:val="en-US"/>
+        </w:rPr>
+        <w:t>BakeryTest</w:t>
+      </w:r>
+      <w:proofErr w:type="spellEnd"/>
+      <w:r>
+        <w:t>:</w:t>
+      </w:r>
+      <w:r>
+        <w:t xml:space="preserve"> Класс реализующий проверку этой программы</w:t>
+      </w:r>
+    </w:p>
+    <w:p>
+      <w:pPr>
+        <w:spacing w:after="0"/>
         <w:jc w:val="both"/>
       </w:pPr>
     </w:p>
@@ -265,11 +315,989 @@
     <w:p>
       <w:pPr>
         <w:spacing w:after="0"/>
+        <w:jc w:val="both"/>
+      </w:pPr>
+      <w:r>
+        <w:t xml:space="preserve">Класс </w:t>
+      </w:r>
+      <w:proofErr w:type="spellStart"/>
+      <w:r>
+        <w:t>Ingredient</w:t>
+      </w:r>
+      <w:proofErr w:type="spellEnd"/>
+    </w:p>
+    <w:p>
+      <w:pPr>
+        <w:spacing w:after="0"/>
+        <w:jc w:val="both"/>
+        <w:rPr>
+          <w:lang w:val="en-US"/>
+        </w:rPr>
+      </w:pPr>
+      <w:r>
+        <w:t>Назначение класса</w:t>
+      </w:r>
+      <w:r>
+        <w:rPr>
+          <w:lang w:val="en-US"/>
+        </w:rPr>
+        <w:t>:</w:t>
+      </w:r>
+    </w:p>
+    <w:p>
+      <w:pPr>
+        <w:spacing w:after="0"/>
+        <w:jc w:val="both"/>
+      </w:pPr>
+      <w:r>
+        <w:t>Модель данных, представляющая единицу складского запаса</w:t>
+      </w:r>
+    </w:p>
+    <w:p>
+      <w:pPr>
+        <w:spacing w:after="0"/>
+        <w:jc w:val="both"/>
+        <w:rPr>
+          <w:lang w:val="en-US"/>
+        </w:rPr>
+      </w:pPr>
+      <w:r>
+        <w:t>Поля</w:t>
+      </w:r>
+      <w:r>
+        <w:rPr>
+          <w:lang w:val="en-US"/>
+        </w:rPr>
+        <w:t>:</w:t>
+      </w:r>
+    </w:p>
+    <w:p>
+      <w:pPr>
+        <w:spacing w:after="0"/>
+        <w:jc w:val="both"/>
+        <w:rPr>
+          <w:rFonts w:cs="Times New Roman"/>
+          <w:kern w:val="0"/>
+          <w:szCs w:val="28"/>
+          <w:lang w:val="en-US"/>
+        </w:rPr>
+      </w:pPr>
+      <w:proofErr w:type="gramStart"/>
+      <w:r>
+        <w:rPr>
+          <w:rFonts w:cs="Times New Roman"/>
+          <w:kern w:val="0"/>
+          <w:szCs w:val="28"/>
+          <w:highlight w:val="white"/>
+          <w:lang w:val="en-US"/>
+        </w:rPr>
+        <w:t>public</w:t>
+      </w:r>
+      <w:proofErr w:type="gramEnd"/>
+      <w:r>
+        <w:rPr>
+          <w:rFonts w:cs="Times New Roman"/>
+          <w:kern w:val="0"/>
+          <w:szCs w:val="28"/>
+          <w:highlight w:val="white"/>
+          <w:lang w:val="en-US"/>
+        </w:rPr>
+        <w:t xml:space="preserve"> string Name { get; set; }</w:t>
+      </w:r>
+    </w:p>
+    <w:p>
+      <w:pPr>
+        <w:spacing w:after="0"/>
+        <w:jc w:val="both"/>
+        <w:rPr>
+          <w:rFonts w:cs="Times New Roman"/>
+          <w:kern w:val="0"/>
+          <w:szCs w:val="28"/>
+        </w:rPr>
+      </w:pPr>
+      <w:r>
+        <w:rPr>
+          <w:rFonts w:cs="Times New Roman"/>
+          <w:kern w:val="0"/>
+          <w:szCs w:val="28"/>
+        </w:rPr>
+        <w:t>Тип: строковой, символьный</w:t>
+      </w:r>
+    </w:p>
+    <w:p>
+      <w:pPr>
+        <w:spacing w:after="0"/>
+        <w:jc w:val="both"/>
+        <w:rPr>
+          <w:rFonts w:cs="Times New Roman"/>
+          <w:kern w:val="0"/>
+          <w:szCs w:val="28"/>
+        </w:rPr>
+      </w:pPr>
+      <w:r>
+        <w:rPr>
+          <w:rFonts w:cs="Times New Roman"/>
+          <w:kern w:val="0"/>
+          <w:szCs w:val="28"/>
+        </w:rPr>
+        <w:t xml:space="preserve">Назначение: хранит название </w:t>
+      </w:r>
+      <w:proofErr w:type="gramStart"/>
+      <w:r>
+        <w:rPr>
+          <w:rFonts w:cs="Times New Roman"/>
+          <w:kern w:val="0"/>
+          <w:szCs w:val="28"/>
+        </w:rPr>
+        <w:t>ингредиентов(</w:t>
+      </w:r>
+      <w:proofErr w:type="gramEnd"/>
+      <w:r>
+        <w:rPr>
+          <w:rFonts w:cs="Times New Roman"/>
+          <w:kern w:val="0"/>
+          <w:szCs w:val="28"/>
+        </w:rPr>
+        <w:t xml:space="preserve">мука, сахар, молоко и </w:t>
+      </w:r>
+      <w:proofErr w:type="spellStart"/>
+      <w:r>
+        <w:rPr>
+          <w:rFonts w:cs="Times New Roman"/>
+          <w:kern w:val="0"/>
+          <w:szCs w:val="28"/>
+        </w:rPr>
+        <w:t>т.д</w:t>
+      </w:r>
+      <w:proofErr w:type="spellEnd"/>
+      <w:r>
+        <w:rPr>
+          <w:rFonts w:cs="Times New Roman"/>
+          <w:kern w:val="0"/>
+          <w:szCs w:val="28"/>
+        </w:rPr>
+        <w:t>)</w:t>
+      </w:r>
+    </w:p>
+    <w:p>
+      <w:pPr>
+        <w:spacing w:after="0"/>
+        <w:jc w:val="both"/>
+        <w:rPr>
+          <w:rFonts w:cs="Times New Roman"/>
+          <w:kern w:val="0"/>
+          <w:szCs w:val="28"/>
+          <w:lang w:val="en-US"/>
+        </w:rPr>
+      </w:pPr>
+      <w:proofErr w:type="gramStart"/>
+      <w:r>
+        <w:rPr>
+          <w:rFonts w:cs="Times New Roman"/>
+          <w:kern w:val="0"/>
+          <w:szCs w:val="28"/>
+          <w:highlight w:val="white"/>
+          <w:lang w:val="en-US"/>
+        </w:rPr>
+        <w:t>public</w:t>
+      </w:r>
+      <w:proofErr w:type="gramEnd"/>
+      <w:r>
+        <w:rPr>
+          <w:rFonts w:cs="Times New Roman"/>
+          <w:kern w:val="0"/>
+          <w:szCs w:val="28"/>
+          <w:highlight w:val="white"/>
+          <w:lang w:val="en-US"/>
+        </w:rPr>
+        <w:t xml:space="preserve"> </w:t>
+      </w:r>
+      <w:proofErr w:type="spellStart"/>
+      <w:r>
+        <w:rPr>
+          <w:rFonts w:cs="Times New Roman"/>
+          <w:kern w:val="0"/>
+          <w:szCs w:val="28"/>
+          <w:highlight w:val="white"/>
+          <w:lang w:val="en-US"/>
+        </w:rPr>
+        <w:t>int</w:t>
+      </w:r>
+      <w:proofErr w:type="spellEnd"/>
+      <w:r>
+        <w:rPr>
+          <w:rFonts w:cs="Times New Roman"/>
+          <w:kern w:val="0"/>
+          <w:szCs w:val="28"/>
+          <w:highlight w:val="white"/>
+          <w:lang w:val="en-US"/>
+        </w:rPr>
+        <w:t xml:space="preserve"> Quantity { get; set; }</w:t>
+      </w:r>
+    </w:p>
+    <w:p>
+      <w:pPr>
+        <w:spacing w:after="0"/>
+        <w:jc w:val="both"/>
+        <w:rPr>
+          <w:rFonts w:cs="Times New Roman"/>
+          <w:kern w:val="0"/>
+          <w:szCs w:val="28"/>
+        </w:rPr>
+      </w:pPr>
+      <w:r>
+        <w:rPr>
+          <w:rFonts w:cs="Times New Roman"/>
+          <w:kern w:val="0"/>
+          <w:szCs w:val="28"/>
+        </w:rPr>
+        <w:t xml:space="preserve">Тип: числа с плавающей запятой </w:t>
+      </w:r>
+    </w:p>
+    <w:p>
+      <w:pPr>
+        <w:spacing w:after="0"/>
+        <w:jc w:val="both"/>
+        <w:rPr>
+          <w:rFonts w:cs="Times New Roman"/>
+          <w:kern w:val="0"/>
+          <w:szCs w:val="28"/>
+        </w:rPr>
+      </w:pPr>
+      <w:r>
+        <w:rPr>
+          <w:rFonts w:cs="Times New Roman"/>
+          <w:kern w:val="0"/>
+          <w:szCs w:val="28"/>
+        </w:rPr>
+        <w:t>Назначение: хранит текущее количество ингредиента на складе</w:t>
+      </w:r>
+    </w:p>
+    <w:p>
+      <w:pPr>
+        <w:spacing w:after="0"/>
+        <w:jc w:val="both"/>
+        <w:rPr>
+          <w:rFonts w:cs="Times New Roman"/>
+          <w:kern w:val="0"/>
+          <w:szCs w:val="28"/>
+          <w:lang w:val="en-US"/>
+        </w:rPr>
+      </w:pPr>
+      <w:proofErr w:type="gramStart"/>
+      <w:r>
+        <w:rPr>
+          <w:rFonts w:cs="Times New Roman"/>
+          <w:kern w:val="0"/>
+          <w:szCs w:val="28"/>
+          <w:highlight w:val="white"/>
+          <w:lang w:val="en-US"/>
+        </w:rPr>
+        <w:t>public</w:t>
+      </w:r>
+      <w:proofErr w:type="gramEnd"/>
+      <w:r>
+        <w:rPr>
+          <w:rFonts w:cs="Times New Roman"/>
+          <w:kern w:val="0"/>
+          <w:szCs w:val="28"/>
+          <w:highlight w:val="white"/>
+          <w:lang w:val="en-US"/>
+        </w:rPr>
+        <w:t xml:space="preserve"> string Unit { get; set; }</w:t>
+      </w:r>
+    </w:p>
+    <w:p>
+      <w:pPr>
+        <w:spacing w:after="0"/>
+        <w:jc w:val="both"/>
+        <w:rPr>
+          <w:rFonts w:cs="Times New Roman"/>
+          <w:kern w:val="0"/>
+          <w:szCs w:val="28"/>
+        </w:rPr>
+      </w:pPr>
+      <w:r>
+        <w:rPr>
+          <w:rFonts w:cs="Times New Roman"/>
+          <w:kern w:val="0"/>
+          <w:szCs w:val="28"/>
+        </w:rPr>
+        <w:t>Тип: строковой, символьный</w:t>
+      </w:r>
+    </w:p>
+    <w:p>
+      <w:pPr>
+        <w:spacing w:after="0"/>
+        <w:jc w:val="both"/>
+        <w:rPr>
+          <w:rFonts w:cs="Times New Roman"/>
+          <w:szCs w:val="28"/>
+        </w:rPr>
+      </w:pPr>
+      <w:r>
+        <w:rPr>
+          <w:rFonts w:cs="Times New Roman"/>
+          <w:szCs w:val="28"/>
+        </w:rPr>
+        <w:t>Назначение</w:t>
+      </w:r>
+      <w:r>
+        <w:rPr>
+          <w:rFonts w:cs="Times New Roman"/>
+          <w:szCs w:val="28"/>
+        </w:rPr>
+        <w:t>:</w:t>
+      </w:r>
+      <w:r>
+        <w:rPr>
+          <w:rFonts w:cs="Times New Roman"/>
+          <w:szCs w:val="28"/>
+        </w:rPr>
+        <w:t xml:space="preserve"> хранит единицу измерения для ингредиентов </w:t>
+      </w:r>
+    </w:p>
+    <w:p>
+      <w:pPr>
+        <w:spacing w:after="0"/>
+        <w:jc w:val="both"/>
+        <w:rPr>
+          <w:rFonts w:cs="Times New Roman"/>
+          <w:kern w:val="0"/>
+          <w:szCs w:val="28"/>
+          <w:lang w:val="en-US"/>
+        </w:rPr>
+      </w:pPr>
+      <w:proofErr w:type="gramStart"/>
+      <w:r>
+        <w:rPr>
+          <w:rFonts w:cs="Times New Roman"/>
+          <w:kern w:val="0"/>
+          <w:szCs w:val="28"/>
+          <w:highlight w:val="white"/>
+          <w:lang w:val="en-US"/>
+        </w:rPr>
+        <w:t>public</w:t>
+      </w:r>
+      <w:proofErr w:type="gramEnd"/>
+      <w:r>
+        <w:rPr>
+          <w:rFonts w:cs="Times New Roman"/>
+          <w:kern w:val="0"/>
+          <w:szCs w:val="28"/>
+          <w:highlight w:val="white"/>
+          <w:lang w:val="en-US"/>
+        </w:rPr>
+        <w:t xml:space="preserve"> Ingredient(string name, </w:t>
+      </w:r>
+      <w:proofErr w:type="spellStart"/>
+      <w:r>
+        <w:rPr>
+          <w:rFonts w:cs="Times New Roman"/>
+          <w:kern w:val="0"/>
+          <w:szCs w:val="28"/>
+          <w:highlight w:val="white"/>
+          <w:lang w:val="en-US"/>
+        </w:rPr>
+        <w:t>int</w:t>
+      </w:r>
+      <w:proofErr w:type="spellEnd"/>
+      <w:r>
+        <w:rPr>
+          <w:rFonts w:cs="Times New Roman"/>
+          <w:kern w:val="0"/>
+          <w:szCs w:val="28"/>
+          <w:highlight w:val="white"/>
+          <w:lang w:val="en-US"/>
+        </w:rPr>
+        <w:t xml:space="preserve"> quantity, string unit)</w:t>
+      </w:r>
+    </w:p>
+    <w:p>
+      <w:pPr>
+        <w:spacing w:after="0"/>
+        <w:jc w:val="both"/>
+        <w:rPr>
+          <w:rFonts w:cs="Times New Roman"/>
+          <w:kern w:val="0"/>
+          <w:szCs w:val="28"/>
+        </w:rPr>
+      </w:pPr>
+      <w:r>
+        <w:rPr>
+          <w:rFonts w:cs="Times New Roman"/>
+          <w:kern w:val="0"/>
+          <w:szCs w:val="28"/>
+        </w:rPr>
+        <w:t>Назначение: конструктор класса, создает новый ингредиент</w:t>
+      </w:r>
+    </w:p>
+    <w:p>
+      <w:pPr>
+        <w:spacing w:after="0"/>
+        <w:jc w:val="both"/>
+        <w:rPr>
+          <w:rFonts w:cs="Times New Roman"/>
+          <w:kern w:val="0"/>
+          <w:szCs w:val="28"/>
+        </w:rPr>
+      </w:pPr>
+      <w:r>
+        <w:rPr>
+          <w:rFonts w:cs="Times New Roman"/>
+          <w:kern w:val="0"/>
+          <w:szCs w:val="28"/>
+        </w:rPr>
+        <w:t>Входные параметры:</w:t>
+      </w:r>
+      <w:proofErr w:type="gramStart"/>
+      <w:r>
+        <w:rPr>
+          <w:rFonts w:cs="Times New Roman"/>
+          <w:kern w:val="0"/>
+          <w:szCs w:val="28"/>
+          <w:lang w:val="en-US"/>
+        </w:rPr>
+        <w:t>name</w:t>
+      </w:r>
+      <w:r>
+        <w:rPr>
+          <w:rFonts w:cs="Times New Roman"/>
+          <w:kern w:val="0"/>
+          <w:szCs w:val="28"/>
+        </w:rPr>
+        <w:t>(</w:t>
+      </w:r>
+      <w:proofErr w:type="gramEnd"/>
+      <w:r>
+        <w:rPr>
+          <w:rFonts w:cs="Times New Roman"/>
+          <w:kern w:val="0"/>
+          <w:szCs w:val="28"/>
+        </w:rPr>
+        <w:t xml:space="preserve">название ингредиента), </w:t>
+      </w:r>
+      <w:r>
+        <w:rPr>
+          <w:rFonts w:cs="Times New Roman"/>
+          <w:kern w:val="0"/>
+          <w:szCs w:val="28"/>
+          <w:lang w:val="en-US"/>
+        </w:rPr>
+        <w:t>quantity</w:t>
+      </w:r>
+      <w:r>
+        <w:rPr>
+          <w:rFonts w:cs="Times New Roman"/>
+          <w:kern w:val="0"/>
+          <w:szCs w:val="28"/>
+        </w:rPr>
+        <w:t xml:space="preserve">(начальное количество), </w:t>
+      </w:r>
+      <w:r>
+        <w:rPr>
+          <w:rFonts w:cs="Times New Roman"/>
+          <w:kern w:val="0"/>
+          <w:szCs w:val="28"/>
+          <w:lang w:val="en-US"/>
+        </w:rPr>
+        <w:t>unit</w:t>
+      </w:r>
+      <w:r>
+        <w:rPr>
+          <w:rFonts w:cs="Times New Roman"/>
+          <w:kern w:val="0"/>
+          <w:szCs w:val="28"/>
+        </w:rPr>
+        <w:t>(единица измерения)</w:t>
+      </w:r>
+    </w:p>
+    <w:p>
+      <w:pPr>
+        <w:spacing w:after="0"/>
+        <w:jc w:val="both"/>
+        <w:rPr>
+          <w:rFonts w:cs="Times New Roman"/>
+          <w:szCs w:val="28"/>
+          <w:lang w:val="en-US"/>
+        </w:rPr>
+      </w:pPr>
+      <w:r>
+        <w:rPr>
+          <w:rFonts w:cs="Times New Roman"/>
+          <w:szCs w:val="28"/>
+        </w:rPr>
+        <w:t>Выходные данные</w:t>
+      </w:r>
+      <w:r>
+        <w:rPr>
+          <w:rFonts w:cs="Times New Roman"/>
+          <w:szCs w:val="28"/>
+          <w:lang w:val="en-US"/>
+        </w:rPr>
+        <w:t>:</w:t>
+      </w:r>
+      <w:r>
+        <w:rPr>
+          <w:rFonts w:cs="Times New Roman"/>
+          <w:szCs w:val="28"/>
+        </w:rPr>
+        <w:t xml:space="preserve"> экземпляр класса </w:t>
+      </w:r>
+      <w:r>
+        <w:rPr>
+          <w:rFonts w:cs="Times New Roman"/>
+          <w:szCs w:val="28"/>
+          <w:lang w:val="en-US"/>
+        </w:rPr>
+        <w:t>Ingredient</w:t>
+      </w:r>
+    </w:p>
+    <w:p>
+      <w:pPr>
+        <w:spacing w:after="0"/>
+        <w:jc w:val="both"/>
+        <w:rPr>
+          <w:rFonts w:cs="Times New Roman"/>
+          <w:kern w:val="0"/>
+          <w:szCs w:val="28"/>
+        </w:rPr>
+      </w:pPr>
+      <w:proofErr w:type="spellStart"/>
+      <w:r>
+        <w:rPr>
+          <w:rFonts w:cs="Times New Roman"/>
+          <w:kern w:val="0"/>
+          <w:szCs w:val="28"/>
+          <w:highlight w:val="white"/>
+        </w:rPr>
+        <w:lastRenderedPageBreak/>
+        <w:t>public</w:t>
+      </w:r>
+      <w:proofErr w:type="spellEnd"/>
+      <w:r>
+        <w:rPr>
+          <w:rFonts w:cs="Times New Roman"/>
+          <w:kern w:val="0"/>
+          <w:szCs w:val="28"/>
+          <w:highlight w:val="white"/>
+        </w:rPr>
+        <w:t xml:space="preserve"> </w:t>
+      </w:r>
+      <w:proofErr w:type="spellStart"/>
+      <w:r>
+        <w:rPr>
+          <w:rFonts w:cs="Times New Roman"/>
+          <w:kern w:val="0"/>
+          <w:szCs w:val="28"/>
+          <w:highlight w:val="white"/>
+        </w:rPr>
+        <w:t>override</w:t>
+      </w:r>
+      <w:proofErr w:type="spellEnd"/>
+      <w:r>
+        <w:rPr>
+          <w:rFonts w:cs="Times New Roman"/>
+          <w:kern w:val="0"/>
+          <w:szCs w:val="28"/>
+          <w:highlight w:val="white"/>
+        </w:rPr>
+        <w:t xml:space="preserve"> </w:t>
+      </w:r>
+      <w:proofErr w:type="spellStart"/>
+      <w:r>
+        <w:rPr>
+          <w:rFonts w:cs="Times New Roman"/>
+          <w:kern w:val="0"/>
+          <w:szCs w:val="28"/>
+          <w:highlight w:val="white"/>
+        </w:rPr>
+        <w:t>string</w:t>
+      </w:r>
+      <w:proofErr w:type="spellEnd"/>
+      <w:r>
+        <w:rPr>
+          <w:rFonts w:cs="Times New Roman"/>
+          <w:kern w:val="0"/>
+          <w:szCs w:val="28"/>
+          <w:highlight w:val="white"/>
+        </w:rPr>
+        <w:t xml:space="preserve"> </w:t>
+      </w:r>
+      <w:proofErr w:type="spellStart"/>
+      <w:proofErr w:type="gramStart"/>
+      <w:r>
+        <w:rPr>
+          <w:rFonts w:cs="Times New Roman"/>
+          <w:kern w:val="0"/>
+          <w:szCs w:val="28"/>
+          <w:highlight w:val="white"/>
+        </w:rPr>
+        <w:t>ToString</w:t>
+      </w:r>
+      <w:proofErr w:type="spellEnd"/>
+      <w:r>
+        <w:rPr>
+          <w:rFonts w:cs="Times New Roman"/>
+          <w:kern w:val="0"/>
+          <w:szCs w:val="28"/>
+          <w:highlight w:val="white"/>
+        </w:rPr>
+        <w:t>(</w:t>
+      </w:r>
+      <w:proofErr w:type="gramEnd"/>
+      <w:r>
+        <w:rPr>
+          <w:rFonts w:cs="Times New Roman"/>
+          <w:kern w:val="0"/>
+          <w:szCs w:val="28"/>
+          <w:highlight w:val="white"/>
+        </w:rPr>
+        <w:t>)</w:t>
+      </w:r>
+    </w:p>
+    <w:p>
+      <w:pPr>
+        <w:spacing w:after="0"/>
+        <w:jc w:val="both"/>
+        <w:rPr>
+          <w:rFonts w:cs="Times New Roman"/>
+          <w:szCs w:val="28"/>
+        </w:rPr>
+      </w:pPr>
+      <w:r>
+        <w:rPr>
+          <w:rFonts w:cs="Times New Roman"/>
+          <w:kern w:val="0"/>
+          <w:szCs w:val="28"/>
+        </w:rPr>
+        <w:t>Назначение: метод автоматически вызывается при преобразовании объекта в строку</w:t>
+      </w:r>
+      <w:r>
+        <w:rPr>
+          <w:rFonts w:ascii="Cascadia Mono" w:hAnsi="Cascadia Mono" w:cs="Cascadia Mono"/>
+          <w:kern w:val="0"/>
+          <w:sz w:val="19"/>
+          <w:szCs w:val="19"/>
+        </w:rPr>
+        <w:t xml:space="preserve">                       </w:t>
+      </w:r>
+    </w:p>
+    <w:p>
+      <w:pPr>
+        <w:spacing w:after="0"/>
+        <w:jc w:val="both"/>
+        <w:rPr>
+          <w:rFonts w:cs="Times New Roman"/>
+          <w:szCs w:val="28"/>
+          <w:lang w:val="en-US"/>
+        </w:rPr>
+      </w:pPr>
+      <w:r>
+        <w:rPr>
+          <w:rFonts w:cs="Times New Roman"/>
+          <w:szCs w:val="28"/>
+        </w:rPr>
+        <w:t xml:space="preserve">Класс </w:t>
+      </w:r>
+      <w:r>
+        <w:rPr>
+          <w:rFonts w:cs="Times New Roman"/>
+          <w:szCs w:val="28"/>
+          <w:lang w:val="en-US"/>
+        </w:rPr>
+        <w:t>Recipe</w:t>
+      </w:r>
+    </w:p>
+    <w:p>
+      <w:pPr>
+        <w:spacing w:after="0"/>
+        <w:jc w:val="both"/>
+        <w:rPr>
+          <w:rFonts w:cs="Times New Roman"/>
+          <w:szCs w:val="28"/>
+          <w:lang w:val="en-US"/>
+        </w:rPr>
+      </w:pPr>
+      <w:r>
+        <w:rPr>
+          <w:rFonts w:cs="Times New Roman"/>
+          <w:szCs w:val="28"/>
+        </w:rPr>
+        <w:t>Назначение</w:t>
+      </w:r>
+      <w:r>
+        <w:rPr>
+          <w:rFonts w:cs="Times New Roman"/>
+          <w:szCs w:val="28"/>
+          <w:lang w:val="en-US"/>
+        </w:rPr>
+        <w:t>:</w:t>
+      </w:r>
+    </w:p>
+    <w:p>
+      <w:pPr>
+        <w:spacing w:after="0"/>
+        <w:jc w:val="both"/>
+        <w:rPr>
+          <w:rFonts w:cs="Times New Roman"/>
+          <w:szCs w:val="28"/>
+        </w:rPr>
+      </w:pPr>
+      <w:r>
+        <w:rPr>
+          <w:rFonts w:cs="Times New Roman"/>
+          <w:szCs w:val="28"/>
+        </w:rPr>
+        <w:t>Модель данных,</w:t>
+      </w:r>
+      <w:r>
+        <w:rPr>
+          <w:rFonts w:cs="Times New Roman"/>
+          <w:szCs w:val="28"/>
+        </w:rPr>
+        <w:t xml:space="preserve"> содержащая информацию о рецепте хлебобулочного изделия</w:t>
+      </w:r>
+      <w:r>
+        <w:rPr>
+          <w:rFonts w:cs="Times New Roman"/>
+          <w:szCs w:val="28"/>
+        </w:rPr>
+        <w:t xml:space="preserve">: </w:t>
+      </w:r>
+      <w:r>
+        <w:rPr>
+          <w:rFonts w:cs="Times New Roman"/>
+          <w:szCs w:val="28"/>
+        </w:rPr>
+        <w:t>название продукта и список необходимых ингредиентов и их количество</w:t>
+      </w:r>
+    </w:p>
+    <w:p>
+      <w:pPr>
+        <w:spacing w:after="0"/>
+        <w:jc w:val="both"/>
+        <w:rPr>
+          <w:rFonts w:cs="Times New Roman"/>
+          <w:szCs w:val="28"/>
+          <w:lang w:val="en-US"/>
+        </w:rPr>
+      </w:pPr>
+      <w:r>
+        <w:rPr>
+          <w:rFonts w:cs="Times New Roman"/>
+          <w:szCs w:val="28"/>
+        </w:rPr>
+        <w:t>Поля</w:t>
+      </w:r>
+      <w:r>
+        <w:rPr>
+          <w:rFonts w:cs="Times New Roman"/>
+          <w:szCs w:val="28"/>
+          <w:lang w:val="en-US"/>
+        </w:rPr>
+        <w:t>:</w:t>
+      </w:r>
+    </w:p>
+    <w:p>
+      <w:pPr>
+        <w:spacing w:after="0"/>
+        <w:jc w:val="both"/>
+        <w:rPr>
+          <w:rFonts w:cs="Times New Roman"/>
+          <w:kern w:val="0"/>
+          <w:szCs w:val="28"/>
+          <w:lang w:val="en-US"/>
+        </w:rPr>
+      </w:pPr>
+      <w:proofErr w:type="gramStart"/>
+      <w:r>
+        <w:rPr>
+          <w:rFonts w:cs="Times New Roman"/>
+          <w:kern w:val="0"/>
+          <w:szCs w:val="28"/>
+          <w:highlight w:val="white"/>
+          <w:lang w:val="en-US"/>
+        </w:rPr>
+        <w:t>public</w:t>
+      </w:r>
+      <w:proofErr w:type="gramEnd"/>
+      <w:r>
+        <w:rPr>
+          <w:rFonts w:cs="Times New Roman"/>
+          <w:kern w:val="0"/>
+          <w:szCs w:val="28"/>
+          <w:highlight w:val="white"/>
+          <w:lang w:val="en-US"/>
+        </w:rPr>
+        <w:t xml:space="preserve"> string Name { get; set; }</w:t>
+      </w:r>
+    </w:p>
+    <w:p>
+      <w:pPr>
+        <w:spacing w:after="0"/>
+        <w:jc w:val="both"/>
+        <w:rPr>
+          <w:rFonts w:cs="Times New Roman"/>
+          <w:kern w:val="0"/>
+          <w:szCs w:val="28"/>
+        </w:rPr>
+      </w:pPr>
+      <w:r>
+        <w:rPr>
+          <w:rFonts w:cs="Times New Roman"/>
+          <w:kern w:val="0"/>
+          <w:szCs w:val="28"/>
+        </w:rPr>
+        <w:t>Тип: строковой, символьный</w:t>
+      </w:r>
+    </w:p>
+    <w:p>
+      <w:pPr>
+        <w:spacing w:after="0"/>
+        <w:jc w:val="both"/>
+        <w:rPr>
+          <w:rFonts w:cs="Times New Roman"/>
+          <w:kern w:val="0"/>
+          <w:szCs w:val="28"/>
+        </w:rPr>
+      </w:pPr>
+      <w:r>
+        <w:rPr>
+          <w:rFonts w:cs="Times New Roman"/>
+          <w:kern w:val="0"/>
+          <w:szCs w:val="28"/>
+        </w:rPr>
+        <w:t>Назначение: хранит название</w:t>
+      </w:r>
+      <w:r>
+        <w:rPr>
+          <w:rFonts w:cs="Times New Roman"/>
+          <w:kern w:val="0"/>
+          <w:szCs w:val="28"/>
+        </w:rPr>
+        <w:t xml:space="preserve"> готового </w:t>
+      </w:r>
+      <w:proofErr w:type="gramStart"/>
+      <w:r>
+        <w:rPr>
+          <w:rFonts w:cs="Times New Roman"/>
+          <w:kern w:val="0"/>
+          <w:szCs w:val="28"/>
+        </w:rPr>
+        <w:t>продукта( батон</w:t>
+      </w:r>
+      <w:proofErr w:type="gramEnd"/>
+      <w:r>
+        <w:rPr>
+          <w:rFonts w:cs="Times New Roman"/>
+          <w:kern w:val="0"/>
+          <w:szCs w:val="28"/>
+        </w:rPr>
+        <w:t xml:space="preserve">, пирог с поваром, плюшка и </w:t>
+      </w:r>
+      <w:proofErr w:type="spellStart"/>
+      <w:r>
+        <w:rPr>
+          <w:rFonts w:cs="Times New Roman"/>
+          <w:kern w:val="0"/>
+          <w:szCs w:val="28"/>
+        </w:rPr>
+        <w:t>т.д</w:t>
+      </w:r>
+      <w:proofErr w:type="spellEnd"/>
+      <w:r>
+        <w:rPr>
+          <w:rFonts w:cs="Times New Roman"/>
+          <w:kern w:val="0"/>
+          <w:szCs w:val="28"/>
+        </w:rPr>
+        <w:t>)</w:t>
+      </w:r>
+    </w:p>
+    <w:p>
+      <w:pPr>
+        <w:spacing w:after="0"/>
+        <w:jc w:val="both"/>
+        <w:rPr>
+          <w:rFonts w:cs="Times New Roman"/>
+          <w:kern w:val="0"/>
+          <w:szCs w:val="28"/>
+          <w:lang w:val="en-US"/>
+        </w:rPr>
+      </w:pPr>
+      <w:bookmarkStart w:id="0" w:name="_GoBack"/>
+      <w:proofErr w:type="gramStart"/>
+      <w:r>
+        <w:rPr>
+          <w:rFonts w:cs="Times New Roman"/>
+          <w:kern w:val="0"/>
+          <w:szCs w:val="28"/>
+          <w:highlight w:val="white"/>
+          <w:lang w:val="en-US"/>
+        </w:rPr>
+        <w:t>public</w:t>
+      </w:r>
+      <w:proofErr w:type="gramEnd"/>
+      <w:r>
+        <w:rPr>
+          <w:rFonts w:cs="Times New Roman"/>
+          <w:kern w:val="0"/>
+          <w:szCs w:val="28"/>
+          <w:highlight w:val="white"/>
+          <w:lang w:val="en-US"/>
+        </w:rPr>
+        <w:t xml:space="preserve"> List&lt;Ingredient&gt; Ingredients { get; set;}</w:t>
+      </w:r>
+    </w:p>
+    <w:p>
+      <w:pPr>
+        <w:spacing w:after="0"/>
+        <w:jc w:val="both"/>
+        <w:rPr>
+          <w:rFonts w:cs="Times New Roman"/>
+          <w:kern w:val="0"/>
+          <w:szCs w:val="28"/>
+        </w:rPr>
+      </w:pPr>
+      <w:r>
+        <w:rPr>
+          <w:rFonts w:cs="Times New Roman"/>
+          <w:kern w:val="0"/>
+          <w:szCs w:val="28"/>
+        </w:rPr>
+        <w:t>Тип: список данных</w:t>
+      </w:r>
+    </w:p>
+    <w:p>
+      <w:pPr>
+        <w:spacing w:after="0"/>
+        <w:jc w:val="both"/>
+        <w:rPr>
+          <w:rFonts w:cs="Times New Roman"/>
+          <w:szCs w:val="28"/>
+        </w:rPr>
+      </w:pPr>
+      <w:r>
+        <w:rPr>
+          <w:rFonts w:cs="Times New Roman"/>
+          <w:kern w:val="0"/>
+          <w:szCs w:val="28"/>
+        </w:rPr>
+        <w:t>Назначение: хранит список ингредиентов, необходимых для приготовления 1 единицы продукта</w:t>
+      </w:r>
+      <w:bookmarkEnd w:id="0"/>
+    </w:p>
+    <w:p>
+      <w:pPr>
+        <w:spacing w:after="0"/>
         <w:ind w:firstLine="709"/>
         <w:jc w:val="both"/>
       </w:pPr>
       <w:r>
         <w:tab/>
+      </w:r>
+      <w:r>
         <w:t>2.4По методу обозначить задачу, которую решает, а также вход-выход данные</w:t>
       </w:r>
     </w:p>
@@ -344,7 +1372,7 @@
 </file>
 
 <file path=word/numbering.xml><?xml version="1.0" encoding="utf-8"?>
-<w:numbering xmlns:wpc="http://schemas.microsoft.com/office/word/2010/wordprocessingCanvas" xmlns:cx="http://schemas.microsoft.com/office/drawing/2014/chartex" xmlns:cx1="http://schemas.microsoft.com/office/drawing/2015/9/8/chartex" xmlns:cx2="http://schemas.microsoft.com/office/drawing/2015/10/21/chartex" xmlns:cx3="http://schemas.microsoft.com/office/drawing/2016/5/9/chartex" xmlns:cx4="http://schemas.microsoft.com/office/drawing/2016/5/10/chartex" xmlns:cx5="http://schemas.microsoft.com/office/drawing/2016/5/11/chartex" xmlns:cx6="http://schemas.microsoft.com/office/drawing/2016/5/12/chartex" xmlns:cx7="http://schemas.microsoft.com/office/drawing/2016/5/13/chartex" xmlns:cx8="http://schemas.microsoft.com/office/drawing/2016/5/14/chartex" xmlns:mc="http://schemas.openxmlformats.org/markup-compatibility/2006" xmlns:aink="http://schemas.microsoft.com/office/drawing/2016/ink" xmlns:am3d="http://schemas.microsoft.com/office/drawing/2017/model3d" xmlns:o="urn:schemas-microsoft-com:office:office" xmlns:oel="http://schemas.microsoft.com/office/2019/extlst" xmlns:r="http://schemas.openxmlformats.org/officeDocument/2006/relationships" xmlns:m="http://schemas.openxmlformats.org/officeDocument/2006/math" xmlns:v="urn:schemas-microsoft-com:vml" xmlns:wp14="http://schemas.microsoft.com/office/word/2010/wordprocessingDrawing" xmlns:wp="http://schemas.openxmlformats.org/drawingml/2006/wordprocessingDrawing" xmlns:w10="urn:schemas-microsoft-com:office:word" xmlns:w="http://schemas.openxmlformats.org/wordprocessingml/2006/main" xmlns:w14="http://schemas.microsoft.com/office/word/2010/wordml" xmlns:w15="http://schemas.microsoft.com/office/word/2012/wordml" xmlns:w16cex="http://schemas.microsoft.com/office/word/2018/wordml/cex" xmlns:w16cid="http://schemas.microsoft.com/office/word/2016/wordml/cid" xmlns:w16="http://schemas.microsoft.com/office/word/2018/wordml" xmlns:w16du="http://schemas.microsoft.com/office/word/2023/wordml/word16du" xmlns:w16sdtdh="http://schemas.microsoft.com/office/word/2020/wordml/sdtdatahash" xmlns:w16sdtfl="http://schemas.microsoft.com/office/word/2024/wordml/sdtformatlock" xmlns:w16se="http://schemas.microsoft.com/office/word/2015/wordml/symex" xmlns:wpg="http://schemas.microsoft.com/office/word/2010/wordprocessingGroup" xmlns:wpi="http://schemas.microsoft.com/office/word/2010/wordprocessingInk" xmlns:wne="http://schemas.microsoft.com/office/word/2006/wordml" xmlns:wps="http://schemas.microsoft.com/office/word/2010/wordprocessingShape" mc:Ignorable="w14 w15 w16se w16cid w16 w16cex w16sdtdh w16sdtfl w16du wp14">
+<w:numbering xmlns:wpc="http://schemas.microsoft.com/office/word/2010/wordprocessingCanvas" xmlns:cx="http://schemas.microsoft.com/office/drawing/2014/chartex" xmlns:cx1="http://schemas.microsoft.com/office/drawing/2015/9/8/chartex" xmlns:mc="http://schemas.openxmlformats.org/markup-compatibility/2006" xmlns:o="urn:schemas-microsoft-com:office:office" xmlns:r="http://schemas.openxmlformats.org/officeDocument/2006/relationships" xmlns:m="http://schemas.openxmlformats.org/officeDocument/2006/math" xmlns:v="urn:schemas-microsoft-com:vml" xmlns:wp14="http://schemas.microsoft.com/office/word/2010/wordprocessingDrawing" xmlns:wp="http://schemas.openxmlformats.org/drawingml/2006/wordprocessingDrawing" xmlns:w10="urn:schemas-microsoft-com:office:word" xmlns:w="http://schemas.openxmlformats.org/wordprocessingml/2006/main" xmlns:w14="http://schemas.microsoft.com/office/word/2010/wordml" xmlns:w15="http://schemas.microsoft.com/office/word/2012/wordml" xmlns:w16se="http://schemas.microsoft.com/office/word/2015/wordml/symex" xmlns:wpg="http://schemas.microsoft.com/office/word/2010/wordprocessingGroup" xmlns:wpi="http://schemas.microsoft.com/office/word/2010/wordprocessingInk" xmlns:wne="http://schemas.microsoft.com/office/word/2006/wordml" xmlns:wps="http://schemas.microsoft.com/office/word/2010/wordprocessingShape" mc:Ignorable="w14 w15 w16se wp14">
   <w:numPicBullet w:numPicBulletId="0">
     <w:pict>
       <v:shapetype id="_x0000_t75" coordsize="21600,21600" o:spt="75" o:preferrelative="t" path="m@4@5l@4@11@9@11@9@5xe" filled="f" stroked="f">
@@ -366,7 +1394,7 @@
         <v:path o:extrusionok="f" gradientshapeok="t" o:connecttype="rect"/>
         <o:lock v:ext="edit" aspectratio="t"/>
       </v:shapetype>
-      <v:shape id="_x0000_i1025" type="#_x0000_t75" style="width:11.55pt;height:11.55pt" o:bullet="t">
+      <v:shape id="_x0000_i1074" type="#_x0000_t75" style="width:11.7pt;height:11.7pt" o:bullet="t">
         <v:imagedata r:id="rId1" o:title="mso1A13"/>
       </v:shape>
     </w:pict>
@@ -1105,26 +2133,26 @@
       </w:rPr>
     </w:lvl>
   </w:abstractNum>
-  <w:num w:numId="1" w16cid:durableId="949897171">
+  <w:num w:numId="1">
     <w:abstractNumId w:val="3"/>
   </w:num>
-  <w:num w:numId="2" w16cid:durableId="233396109">
+  <w:num w:numId="2">
     <w:abstractNumId w:val="1"/>
   </w:num>
-  <w:num w:numId="3" w16cid:durableId="1366370918">
+  <w:num w:numId="3">
     <w:abstractNumId w:val="4"/>
   </w:num>
-  <w:num w:numId="4" w16cid:durableId="1749572875">
+  <w:num w:numId="4">
     <w:abstractNumId w:val="0"/>
   </w:num>
-  <w:num w:numId="5" w16cid:durableId="1727951808">
+  <w:num w:numId="5">
     <w:abstractNumId w:val="2"/>
   </w:num>
 </w:numbering>
 </file>
 
 <file path=word/styles.xml><?xml version="1.0" encoding="utf-8"?>
-<w:styles xmlns:mc="http://schemas.openxmlformats.org/markup-compatibility/2006" xmlns:r="http://schemas.openxmlformats.org/officeDocument/2006/relationships" xmlns:w="http://schemas.openxmlformats.org/wordprocessingml/2006/main" xmlns:w14="http://schemas.microsoft.com/office/word/2010/wordml" xmlns:w15="http://schemas.microsoft.com/office/word/2012/wordml" xmlns:w16cex="http://schemas.microsoft.com/office/word/2018/wordml/cex" xmlns:w16cid="http://schemas.microsoft.com/office/word/2016/wordml/cid" xmlns:w16="http://schemas.microsoft.com/office/word/2018/wordml" xmlns:w16du="http://schemas.microsoft.com/office/word/2023/wordml/word16du" xmlns:w16sdtdh="http://schemas.microsoft.com/office/word/2020/wordml/sdtdatahash" xmlns:w16sdtfl="http://schemas.microsoft.com/office/word/2024/wordml/sdtformatlock" xmlns:w16se="http://schemas.microsoft.com/office/word/2015/wordml/symex" mc:Ignorable="w14 w15 w16se w16cid w16 w16cex w16sdtdh w16sdtfl w16du">
+<w:styles xmlns:mc="http://schemas.openxmlformats.org/markup-compatibility/2006" xmlns:r="http://schemas.openxmlformats.org/officeDocument/2006/relationships" xmlns:w="http://schemas.openxmlformats.org/wordprocessingml/2006/main" xmlns:w14="http://schemas.microsoft.com/office/word/2010/wordml" xmlns:w15="http://schemas.microsoft.com/office/word/2012/wordml" xmlns:w16se="http://schemas.microsoft.com/office/word/2015/wordml/symex" mc:Ignorable="w14 w15 w16se">
   <w:docDefaults>
     <w:rPrDefault>
       <w:rPr>
@@ -1142,7 +2170,7 @@
       </w:pPr>
     </w:pPrDefault>
   </w:docDefaults>
-  <w:latentStyles w:defLockedState="0" w:defUIPriority="99" w:defSemiHidden="0" w:defUnhideWhenUsed="0" w:defQFormat="0" w:count="376">
+  <w:latentStyles w:defLockedState="0" w:defUIPriority="99" w:defSemiHidden="0" w:defUnhideWhenUsed="0" w:defQFormat="0" w:count="371">
     <w:lsdException w:name="Normal" w:uiPriority="0" w:qFormat="1"/>
     <w:lsdException w:name="heading 1" w:uiPriority="9" w:qFormat="1"/>
     <w:lsdException w:name="heading 2" w:semiHidden="1" w:uiPriority="9" w:unhideWhenUsed="1" w:qFormat="1"/>
@@ -1514,16 +2542,11 @@
     <w:lsdException w:name="List Table 5 Dark Accent 6" w:uiPriority="50"/>
     <w:lsdException w:name="List Table 6 Colorful Accent 6" w:uiPriority="51"/>
     <w:lsdException w:name="List Table 7 Colorful Accent 6" w:uiPriority="52"/>
-    <w:lsdException w:name="Mention" w:semiHidden="1" w:unhideWhenUsed="1"/>
-    <w:lsdException w:name="Smart Hyperlink" w:semiHidden="1" w:unhideWhenUsed="1"/>
-    <w:lsdException w:name="Hashtag" w:semiHidden="1" w:unhideWhenUsed="1"/>
-    <w:lsdException w:name="Unresolved Mention" w:semiHidden="1" w:unhideWhenUsed="1"/>
-    <w:lsdException w:name="Smart Link" w:semiHidden="1" w:unhideWhenUsed="1"/>
   </w:latentStyles>
   <w:style w:type="paragraph" w:default="1" w:styleId="a">
     <w:name w:val="Normal"/>
     <w:qFormat/>
-    <w:rsid w:val="00B915B7"/>
+    <w:rsid w:val="00CF4C3A"/>
     <w:pPr>
       <w:spacing w:line="240" w:lineRule="auto"/>
     </w:pPr>
@@ -1733,6 +2756,7 @@
   <w:style w:type="character" w:default="1" w:styleId="a0">
     <w:name w:val="Default Paragraph Font"/>
     <w:uiPriority w:val="1"/>
+    <w:semiHidden/>
     <w:unhideWhenUsed/>
   </w:style>
   <w:style w:type="table" w:default="1" w:styleId="a1">
@@ -2351,4 +3375,16 @@
     </a:ext>
   </a:extLst>
 </a:theme>
+</file>
+
+<file path=customXml/item1.xml><?xml version="1.0" encoding="utf-8"?>
+<b:Sources xmlns:b="http://schemas.openxmlformats.org/officeDocument/2006/bibliography" xmlns="http://schemas.openxmlformats.org/officeDocument/2006/bibliography" SelectedStyle="\APASixthEditionOfficeOnline.xsl" StyleName="APA" Version="6"/>
+</file>
+
+<file path=customXml/itemProps1.xml><?xml version="1.0" encoding="utf-8"?>
+<ds:datastoreItem xmlns:ds="http://schemas.openxmlformats.org/officeDocument/2006/customXml" ds:itemID="{6AE9235C-2747-4ABD-8C3B-B06AEEC44FA3}">
+  <ds:schemaRefs>
+    <ds:schemaRef ds:uri="http://schemas.openxmlformats.org/officeDocument/2006/bibliography"/>
+  </ds:schemaRefs>
+</ds:datastoreItem>
 </file>
--- a/Документ Microsoft Word.docx
+++ b/Документ Microsoft Word.docx
@@ -4,7 +4,7 @@
   <w:body>
     <w:p>
       <w:pPr>
-        <w:spacing w:after="0"/>
+        <w:spacing w:after="0" w:line="360" w:lineRule="auto"/>
         <w:ind w:firstLine="709"/>
         <w:jc w:val="both"/>
       </w:pPr>
@@ -14,7 +14,7 @@
     </w:p>
     <w:p>
       <w:pPr>
-        <w:spacing w:after="0"/>
+        <w:spacing w:after="0" w:line="360" w:lineRule="auto"/>
         <w:ind w:firstLine="709"/>
         <w:jc w:val="both"/>
       </w:pPr>
@@ -36,7 +36,7 @@
     </w:p>
     <w:p>
       <w:pPr>
-        <w:spacing w:after="0"/>
+        <w:spacing w:after="0" w:line="360" w:lineRule="auto"/>
         <w:ind w:firstLine="709"/>
         <w:jc w:val="both"/>
       </w:pPr>
@@ -58,7 +58,7 @@
     </w:p>
     <w:p>
       <w:pPr>
-        <w:spacing w:after="0"/>
+        <w:spacing w:after="0" w:line="360" w:lineRule="auto"/>
         <w:ind w:firstLine="709"/>
         <w:jc w:val="both"/>
       </w:pPr>
@@ -83,14 +83,14 @@
     </w:p>
     <w:p>
       <w:pPr>
-        <w:spacing w:after="0"/>
+        <w:spacing w:after="0" w:line="360" w:lineRule="auto"/>
         <w:ind w:firstLine="709"/>
         <w:jc w:val="both"/>
       </w:pPr>
     </w:p>
     <w:p>
       <w:pPr>
-        <w:spacing w:after="0"/>
+        <w:spacing w:after="0" w:line="360" w:lineRule="auto"/>
         <w:ind w:firstLine="709"/>
         <w:jc w:val="both"/>
       </w:pPr>
@@ -100,7 +100,7 @@
     </w:p>
     <w:p>
       <w:pPr>
-        <w:spacing w:after="0"/>
+        <w:spacing w:after="0" w:line="360" w:lineRule="auto"/>
         <w:ind w:firstLine="709"/>
         <w:jc w:val="both"/>
       </w:pPr>
@@ -115,7 +115,7 @@
           <w:ilvl w:val="1"/>
           <w:numId w:val="5"/>
         </w:numPr>
-        <w:spacing w:after="0"/>
+        <w:spacing w:after="0" w:line="360" w:lineRule="auto"/>
         <w:jc w:val="both"/>
       </w:pPr>
       <w:proofErr w:type="spellStart"/>
@@ -133,7 +133,7 @@
           <w:ilvl w:val="1"/>
           <w:numId w:val="5"/>
         </w:numPr>
-        <w:spacing w:after="0"/>
+        <w:spacing w:after="0" w:line="360" w:lineRule="auto"/>
         <w:jc w:val="both"/>
       </w:pPr>
       <w:proofErr w:type="spellStart"/>
@@ -143,6 +143,9 @@
       <w:proofErr w:type="spellEnd"/>
       <w:r>
         <w:t xml:space="preserve"> (рецепты)</w:t>
+      </w:r>
+      <w:r>
+        <w:t xml:space="preserve"> </w:t>
       </w:r>
     </w:p>
     <w:p>
@@ -151,28 +154,20 @@
           <w:ilvl w:val="1"/>
           <w:numId w:val="5"/>
         </w:numPr>
-        <w:tabs>
-          <w:tab w:val="num" w:pos="1440"/>
-        </w:tabs>
-        <w:spacing w:after="0"/>
-        <w:jc w:val="both"/>
-      </w:pPr>
-      <w:proofErr w:type="spellStart"/>
-      <w:r>
-        <w:t>BakeryShop.c</w:t>
-      </w:r>
-      <w:proofErr w:type="spellEnd"/>
+        <w:spacing w:after="0" w:line="360" w:lineRule="auto"/>
+        <w:jc w:val="both"/>
+      </w:pPr>
       <w:r>
         <w:rPr>
           <w:lang w:val="en-US"/>
         </w:rPr>
-        <w:t>s</w:t>
-      </w:r>
-      <w:r>
-        <w:t xml:space="preserve"> (</w:t>
-      </w:r>
-      <w:r>
-        <w:t>хранение)</w:t>
+        <w:t>Menu</w:t>
+      </w:r>
+      <w:r>
+        <w:t>(</w:t>
+      </w:r>
+      <w:r>
+        <w:t>меню)</w:t>
       </w:r>
     </w:p>
     <w:p>
@@ -181,14 +176,63 @@
           <w:ilvl w:val="1"/>
           <w:numId w:val="5"/>
         </w:numPr>
-        <w:spacing w:after="0"/>
-        <w:jc w:val="both"/>
-      </w:pPr>
-      <w:proofErr w:type="spellStart"/>
+        <w:spacing w:after="0" w:line="360" w:lineRule="auto"/>
+        <w:jc w:val="both"/>
+      </w:pPr>
       <w:r>
         <w:rPr>
           <w:lang w:val="en-US"/>
         </w:rPr>
+        <w:t>Dish (</w:t>
+      </w:r>
+      <w:r>
+        <w:t>блюдо)</w:t>
+      </w:r>
+    </w:p>
+    <w:p>
+      <w:pPr>
+        <w:numPr>
+          <w:ilvl w:val="1"/>
+          <w:numId w:val="5"/>
+        </w:numPr>
+        <w:tabs>
+          <w:tab w:val="num" w:pos="1440"/>
+        </w:tabs>
+        <w:spacing w:after="0" w:line="360" w:lineRule="auto"/>
+        <w:jc w:val="both"/>
+      </w:pPr>
+      <w:proofErr w:type="spellStart"/>
+      <w:r>
+        <w:t>BakeryShop.c</w:t>
+      </w:r>
+      <w:proofErr w:type="spellEnd"/>
+      <w:r>
+        <w:rPr>
+          <w:lang w:val="en-US"/>
+        </w:rPr>
+        <w:t>s</w:t>
+      </w:r>
+      <w:r>
+        <w:t xml:space="preserve"> (</w:t>
+      </w:r>
+      <w:r>
+        <w:t>хранение)</w:t>
+      </w:r>
+    </w:p>
+    <w:p>
+      <w:pPr>
+        <w:numPr>
+          <w:ilvl w:val="1"/>
+          <w:numId w:val="5"/>
+        </w:numPr>
+        <w:spacing w:after="0" w:line="360" w:lineRule="auto"/>
+        <w:jc w:val="both"/>
+      </w:pPr>
+      <w:proofErr w:type="spellStart"/>
+      <w:r>
+        <w:rPr>
+          <w:lang w:val="en-US"/>
+        </w:rPr>
         <w:t>BakeryTest.cs</w:t>
       </w:r>
       <w:proofErr w:type="spellEnd"/>
@@ -204,14 +248,7 @@
     </w:p>
     <w:p>
       <w:pPr>
-        <w:spacing w:after="0"/>
-        <w:ind w:firstLine="709"/>
-        <w:jc w:val="both"/>
-      </w:pPr>
-    </w:p>
-    <w:p>
-      <w:pPr>
-        <w:spacing w:after="0"/>
+        <w:spacing w:after="0" w:line="360" w:lineRule="auto"/>
         <w:ind w:firstLine="709"/>
         <w:jc w:val="both"/>
       </w:pPr>
@@ -222,7 +259,7 @@
     </w:p>
     <w:p>
       <w:pPr>
-        <w:spacing w:after="0"/>
+        <w:spacing w:after="0" w:line="360" w:lineRule="auto"/>
         <w:jc w:val="both"/>
       </w:pPr>
       <w:proofErr w:type="spellStart"/>
@@ -243,7 +280,7 @@
     </w:p>
     <w:p>
       <w:pPr>
-        <w:spacing w:after="0"/>
+        <w:spacing w:after="0" w:line="360" w:lineRule="auto"/>
         <w:jc w:val="both"/>
       </w:pPr>
       <w:proofErr w:type="spellStart"/>
@@ -257,10 +294,52 @@
       <w:r>
         <w:t>Модель данных представляющая собой информацию о рецептах, а именно название продукта и список необходимых ингредиентов с их количеством</w:t>
       </w:r>
-    </w:p>
-    <w:p>
-      <w:pPr>
-        <w:spacing w:after="0"/>
+      <w:r>
+        <w:t xml:space="preserve"> </w:t>
+      </w:r>
+    </w:p>
+    <w:p>
+      <w:pPr>
+        <w:spacing w:after="0" w:line="360" w:lineRule="auto"/>
+        <w:jc w:val="both"/>
+      </w:pPr>
+      <w:r>
+        <w:rPr>
+          <w:lang w:val="en-US"/>
+        </w:rPr>
+        <w:t>Menu</w:t>
+      </w:r>
+      <w:r>
+        <w:t>:</w:t>
+      </w:r>
+      <w:r>
+        <w:t xml:space="preserve"> Класс показывающий в наличие ли блюдо, если блюда в наличие нет предлагает альтернативы похожую по составу</w:t>
+      </w:r>
+    </w:p>
+    <w:p>
+      <w:pPr>
+        <w:spacing w:after="0" w:line="360" w:lineRule="auto"/>
+        <w:jc w:val="both"/>
+      </w:pPr>
+      <w:r>
+        <w:rPr>
+          <w:lang w:val="en-US"/>
+        </w:rPr>
+        <w:t>Dish</w:t>
+      </w:r>
+      <w:r>
+        <w:t xml:space="preserve">: </w:t>
+      </w:r>
+      <w:r>
+        <w:t xml:space="preserve">класс </w:t>
+      </w:r>
+      <w:r>
+        <w:t>содержит полную информацию о блюде, представленном в меню.</w:t>
+      </w:r>
+    </w:p>
+    <w:p>
+      <w:pPr>
+        <w:spacing w:after="0" w:line="360" w:lineRule="auto"/>
         <w:jc w:val="both"/>
       </w:pPr>
       <w:proofErr w:type="spellStart"/>
@@ -277,7 +356,7 @@
     </w:p>
     <w:p>
       <w:pPr>
-        <w:spacing w:after="0"/>
+        <w:spacing w:after="0" w:line="360" w:lineRule="auto"/>
         <w:jc w:val="both"/>
       </w:pPr>
       <w:proofErr w:type="spellStart"/>
@@ -297,13 +376,7 @@
     </w:p>
     <w:p>
       <w:pPr>
-        <w:spacing w:after="0"/>
-        <w:jc w:val="both"/>
-      </w:pPr>
-    </w:p>
-    <w:p>
-      <w:pPr>
-        <w:spacing w:after="0"/>
+        <w:spacing w:after="0" w:line="360" w:lineRule="auto"/>
         <w:ind w:firstLine="709"/>
         <w:jc w:val="both"/>
       </w:pPr>
@@ -314,10 +387,12 @@
     </w:p>
     <w:p>
       <w:pPr>
-        <w:spacing w:after="0"/>
-        <w:jc w:val="both"/>
-      </w:pPr>
-      <w:r>
+        <w:spacing w:after="0" w:line="360" w:lineRule="auto"/>
+        <w:ind w:firstLine="708"/>
+        <w:jc w:val="both"/>
+      </w:pPr>
+      <w:r>
+        <w:lastRenderedPageBreak/>
         <w:t xml:space="preserve">Класс </w:t>
       </w:r>
       <w:proofErr w:type="spellStart"/>
@@ -328,14 +403,35 @@
     </w:p>
     <w:p>
       <w:pPr>
-        <w:spacing w:after="0"/>
+        <w:spacing w:after="0" w:line="360" w:lineRule="auto"/>
+        <w:jc w:val="both"/>
+      </w:pPr>
+      <w:r>
+        <w:t>Назначение класса</w:t>
+      </w:r>
+      <w:r>
+        <w:t>:</w:t>
+      </w:r>
+    </w:p>
+    <w:p>
+      <w:pPr>
+        <w:spacing w:after="0" w:line="360" w:lineRule="auto"/>
+        <w:jc w:val="both"/>
+      </w:pPr>
+      <w:r>
+        <w:t>Модель данных, представляющая единицу складского запаса</w:t>
+      </w:r>
+    </w:p>
+    <w:p>
+      <w:pPr>
+        <w:spacing w:after="0" w:line="360" w:lineRule="auto"/>
         <w:jc w:val="both"/>
         <w:rPr>
           <w:lang w:val="en-US"/>
         </w:rPr>
       </w:pPr>
       <w:r>
-        <w:t>Назначение класса</w:t>
+        <w:t>Поля</w:t>
       </w:r>
       <w:r>
         <w:rPr>
@@ -346,34 +442,7 @@
     </w:p>
     <w:p>
       <w:pPr>
-        <w:spacing w:after="0"/>
-        <w:jc w:val="both"/>
-      </w:pPr>
-      <w:r>
-        <w:t>Модель данных, представляющая единицу складского запаса</w:t>
-      </w:r>
-    </w:p>
-    <w:p>
-      <w:pPr>
-        <w:spacing w:after="0"/>
-        <w:jc w:val="both"/>
-        <w:rPr>
-          <w:lang w:val="en-US"/>
-        </w:rPr>
-      </w:pPr>
-      <w:r>
-        <w:t>Поля</w:t>
-      </w:r>
-      <w:r>
-        <w:rPr>
-          <w:lang w:val="en-US"/>
-        </w:rPr>
-        <w:t>:</w:t>
-      </w:r>
-    </w:p>
-    <w:p>
-      <w:pPr>
-        <w:spacing w:after="0"/>
+        <w:spacing w:after="0" w:line="360" w:lineRule="auto"/>
         <w:jc w:val="both"/>
         <w:rPr>
           <w:rFonts w:cs="Times New Roman"/>
@@ -407,7 +476,7 @@
     </w:p>
     <w:p>
       <w:pPr>
-        <w:spacing w:after="0"/>
+        <w:spacing w:after="0" w:line="360" w:lineRule="auto"/>
         <w:jc w:val="both"/>
         <w:rPr>
           <w:rFonts w:cs="Times New Roman"/>
@@ -426,7 +495,7 @@
     </w:p>
     <w:p>
       <w:pPr>
-        <w:spacing w:after="0"/>
+        <w:spacing w:after="0" w:line="360" w:lineRule="auto"/>
         <w:jc w:val="both"/>
         <w:rPr>
           <w:rFonts w:cs="Times New Roman"/>
@@ -481,7 +550,7 @@
     </w:p>
     <w:p>
       <w:pPr>
-        <w:spacing w:after="0"/>
+        <w:spacing w:after="0" w:line="360" w:lineRule="auto"/>
         <w:jc w:val="both"/>
         <w:rPr>
           <w:rFonts w:cs="Times New Roman"/>
@@ -537,7 +606,7 @@
     </w:p>
     <w:p>
       <w:pPr>
-        <w:spacing w:after="0"/>
+        <w:spacing w:after="0" w:line="360" w:lineRule="auto"/>
         <w:jc w:val="both"/>
         <w:rPr>
           <w:rFonts w:cs="Times New Roman"/>
@@ -556,7 +625,7 @@
     </w:p>
     <w:p>
       <w:pPr>
-        <w:spacing w:after="0"/>
+        <w:spacing w:after="0" w:line="360" w:lineRule="auto"/>
         <w:jc w:val="both"/>
         <w:rPr>
           <w:rFonts w:cs="Times New Roman"/>
@@ -575,7 +644,7 @@
     </w:p>
     <w:p>
       <w:pPr>
-        <w:spacing w:after="0"/>
+        <w:spacing w:after="0" w:line="360" w:lineRule="auto"/>
         <w:jc w:val="both"/>
         <w:rPr>
           <w:rFonts w:cs="Times New Roman"/>
@@ -609,7 +678,7 @@
     </w:p>
     <w:p>
       <w:pPr>
-        <w:spacing w:after="0"/>
+        <w:spacing w:after="0" w:line="360" w:lineRule="auto"/>
         <w:jc w:val="both"/>
         <w:rPr>
           <w:rFonts w:cs="Times New Roman"/>
@@ -628,7 +697,7 @@
     </w:p>
     <w:p>
       <w:pPr>
-        <w:spacing w:after="0"/>
+        <w:spacing w:after="0" w:line="360" w:lineRule="auto"/>
         <w:jc w:val="both"/>
         <w:rPr>
           <w:rFonts w:cs="Times New Roman"/>
@@ -659,7 +728,7 @@
     </w:p>
     <w:p>
       <w:pPr>
-        <w:spacing w:after="0"/>
+        <w:spacing w:after="0" w:line="360" w:lineRule="auto"/>
         <w:jc w:val="both"/>
         <w:rPr>
           <w:rFonts w:cs="Times New Roman"/>
@@ -715,7 +784,7 @@
     </w:p>
     <w:p>
       <w:pPr>
-        <w:spacing w:after="0"/>
+        <w:spacing w:after="0" w:line="360" w:lineRule="auto"/>
         <w:jc w:val="both"/>
         <w:rPr>
           <w:rFonts w:cs="Times New Roman"/>
@@ -734,7 +803,7 @@
     </w:p>
     <w:p>
       <w:pPr>
-        <w:spacing w:after="0"/>
+        <w:spacing w:after="0" w:line="360" w:lineRule="auto"/>
         <w:jc w:val="both"/>
         <w:rPr>
           <w:rFonts w:cs="Times New Roman"/>
@@ -814,20 +883,188 @@
     </w:p>
     <w:p>
       <w:pPr>
-        <w:spacing w:after="0"/>
-        <w:jc w:val="both"/>
+        <w:spacing w:after="0" w:line="360" w:lineRule="auto"/>
+        <w:jc w:val="both"/>
+        <w:rPr>
+          <w:rFonts w:cs="Times New Roman"/>
+          <w:szCs w:val="28"/>
+        </w:rPr>
+      </w:pPr>
+      <w:r>
+        <w:rPr>
+          <w:rFonts w:cs="Times New Roman"/>
+          <w:szCs w:val="28"/>
+        </w:rPr>
+        <w:t>Выходные данные</w:t>
+      </w:r>
+      <w:r>
+        <w:rPr>
+          <w:rFonts w:cs="Times New Roman"/>
+          <w:szCs w:val="28"/>
+        </w:rPr>
+        <w:t>:</w:t>
+      </w:r>
+      <w:r>
+        <w:rPr>
+          <w:rFonts w:cs="Times New Roman"/>
+          <w:szCs w:val="28"/>
+        </w:rPr>
+        <w:t xml:space="preserve"> экземпляр класса </w:t>
+      </w:r>
+      <w:r>
         <w:rPr>
           <w:rFonts w:cs="Times New Roman"/>
           <w:szCs w:val="28"/>
           <w:lang w:val="en-US"/>
         </w:rPr>
-      </w:pPr>
-      <w:r>
-        <w:rPr>
-          <w:rFonts w:cs="Times New Roman"/>
-          <w:szCs w:val="28"/>
-        </w:rPr>
-        <w:t>Выходные данные</w:t>
+        <w:t>Ingredient</w:t>
+      </w:r>
+    </w:p>
+    <w:p>
+      <w:pPr>
+        <w:spacing w:after="0" w:line="360" w:lineRule="auto"/>
+        <w:jc w:val="both"/>
+        <w:rPr>
+          <w:rFonts w:cs="Times New Roman"/>
+          <w:kern w:val="0"/>
+          <w:szCs w:val="28"/>
+        </w:rPr>
+      </w:pPr>
+      <w:proofErr w:type="spellStart"/>
+      <w:r>
+        <w:rPr>
+          <w:rFonts w:cs="Times New Roman"/>
+          <w:kern w:val="0"/>
+          <w:szCs w:val="28"/>
+          <w:highlight w:val="white"/>
+        </w:rPr>
+        <w:t>public</w:t>
+      </w:r>
+      <w:proofErr w:type="spellEnd"/>
+      <w:r>
+        <w:rPr>
+          <w:rFonts w:cs="Times New Roman"/>
+          <w:kern w:val="0"/>
+          <w:szCs w:val="28"/>
+          <w:highlight w:val="white"/>
+        </w:rPr>
+        <w:t xml:space="preserve"> </w:t>
+      </w:r>
+      <w:proofErr w:type="spellStart"/>
+      <w:r>
+        <w:rPr>
+          <w:rFonts w:cs="Times New Roman"/>
+          <w:kern w:val="0"/>
+          <w:szCs w:val="28"/>
+          <w:highlight w:val="white"/>
+        </w:rPr>
+        <w:t>override</w:t>
+      </w:r>
+      <w:proofErr w:type="spellEnd"/>
+      <w:r>
+        <w:rPr>
+          <w:rFonts w:cs="Times New Roman"/>
+          <w:kern w:val="0"/>
+          <w:szCs w:val="28"/>
+          <w:highlight w:val="white"/>
+        </w:rPr>
+        <w:t xml:space="preserve"> </w:t>
+      </w:r>
+      <w:proofErr w:type="spellStart"/>
+      <w:r>
+        <w:rPr>
+          <w:rFonts w:cs="Times New Roman"/>
+          <w:kern w:val="0"/>
+          <w:szCs w:val="28"/>
+          <w:highlight w:val="white"/>
+        </w:rPr>
+        <w:t>string</w:t>
+      </w:r>
+      <w:proofErr w:type="spellEnd"/>
+      <w:r>
+        <w:rPr>
+          <w:rFonts w:cs="Times New Roman"/>
+          <w:kern w:val="0"/>
+          <w:szCs w:val="28"/>
+          <w:highlight w:val="white"/>
+        </w:rPr>
+        <w:t xml:space="preserve"> </w:t>
+      </w:r>
+      <w:proofErr w:type="spellStart"/>
+      <w:proofErr w:type="gramStart"/>
+      <w:r>
+        <w:rPr>
+          <w:rFonts w:cs="Times New Roman"/>
+          <w:kern w:val="0"/>
+          <w:szCs w:val="28"/>
+          <w:highlight w:val="white"/>
+        </w:rPr>
+        <w:t>ToString</w:t>
+      </w:r>
+      <w:proofErr w:type="spellEnd"/>
+      <w:r>
+        <w:rPr>
+          <w:rFonts w:cs="Times New Roman"/>
+          <w:kern w:val="0"/>
+          <w:szCs w:val="28"/>
+          <w:highlight w:val="white"/>
+        </w:rPr>
+        <w:t>(</w:t>
+      </w:r>
+      <w:proofErr w:type="gramEnd"/>
+      <w:r>
+        <w:rPr>
+          <w:rFonts w:cs="Times New Roman"/>
+          <w:kern w:val="0"/>
+          <w:szCs w:val="28"/>
+          <w:highlight w:val="white"/>
+        </w:rPr>
+        <w:t>)</w:t>
+      </w:r>
+    </w:p>
+    <w:p>
+      <w:pPr>
+        <w:spacing w:after="0" w:line="360" w:lineRule="auto"/>
+        <w:jc w:val="both"/>
+        <w:rPr>
+          <w:rFonts w:cs="Times New Roman"/>
+          <w:szCs w:val="28"/>
+        </w:rPr>
+      </w:pPr>
+      <w:r>
+        <w:rPr>
+          <w:rFonts w:cs="Times New Roman"/>
+          <w:kern w:val="0"/>
+          <w:szCs w:val="28"/>
+        </w:rPr>
+        <w:t>Назначение: метод автоматически вызывается при преобразовании объекта в строку</w:t>
+      </w:r>
+      <w:r>
+        <w:rPr>
+          <w:rFonts w:ascii="Cascadia Mono" w:hAnsi="Cascadia Mono" w:cs="Cascadia Mono"/>
+          <w:kern w:val="0"/>
+          <w:sz w:val="19"/>
+          <w:szCs w:val="19"/>
+        </w:rPr>
+        <w:t xml:space="preserve">                       </w:t>
+      </w:r>
+    </w:p>
+    <w:p>
+      <w:pPr>
+        <w:spacing w:after="0" w:line="360" w:lineRule="auto"/>
+        <w:ind w:firstLine="708"/>
+        <w:jc w:val="both"/>
+        <w:rPr>
+          <w:rFonts w:cs="Times New Roman"/>
+          <w:szCs w:val="28"/>
+        </w:rPr>
+      </w:pPr>
+      <w:r>
+        <w:rPr>
+          <w:rFonts w:cs="Times New Roman"/>
+          <w:szCs w:val="28"/>
+        </w:rPr>
+        <w:t xml:space="preserve">Класс </w:t>
       </w:r>
       <w:r>
         <w:rPr>
@@ -835,282 +1072,235 @@
           <w:szCs w:val="28"/>
           <w:lang w:val="en-US"/>
         </w:rPr>
+        <w:t>Recipe</w:t>
+      </w:r>
+    </w:p>
+    <w:p>
+      <w:pPr>
+        <w:spacing w:after="0" w:line="360" w:lineRule="auto"/>
+        <w:jc w:val="both"/>
+        <w:rPr>
+          <w:rFonts w:cs="Times New Roman"/>
+          <w:szCs w:val="28"/>
+        </w:rPr>
+      </w:pPr>
+      <w:r>
+        <w:rPr>
+          <w:rFonts w:cs="Times New Roman"/>
+          <w:szCs w:val="28"/>
+        </w:rPr>
+        <w:t>Назначение</w:t>
+      </w:r>
+      <w:r>
+        <w:rPr>
+          <w:rFonts w:cs="Times New Roman"/>
+          <w:szCs w:val="28"/>
+        </w:rPr>
         <w:t>:</w:t>
       </w:r>
-      <w:r>
-        <w:rPr>
-          <w:rFonts w:cs="Times New Roman"/>
-          <w:szCs w:val="28"/>
-        </w:rPr>
-        <w:t xml:space="preserve"> экземпляр класса </w:t>
-      </w:r>
-      <w:r>
+    </w:p>
+    <w:p>
+      <w:pPr>
+        <w:spacing w:after="0" w:line="360" w:lineRule="auto"/>
+        <w:jc w:val="both"/>
+        <w:rPr>
+          <w:rFonts w:cs="Times New Roman"/>
+          <w:szCs w:val="28"/>
+        </w:rPr>
+      </w:pPr>
+      <w:r>
+        <w:rPr>
+          <w:rFonts w:cs="Times New Roman"/>
+          <w:szCs w:val="28"/>
+        </w:rPr>
+        <w:t>Модель данных,</w:t>
+      </w:r>
+      <w:r>
+        <w:rPr>
+          <w:rFonts w:cs="Times New Roman"/>
+          <w:szCs w:val="28"/>
+        </w:rPr>
+        <w:t xml:space="preserve"> содержащая информацию о рецепте хлебобулочного изделия</w:t>
+      </w:r>
+      <w:r>
+        <w:rPr>
+          <w:rFonts w:cs="Times New Roman"/>
+          <w:szCs w:val="28"/>
+        </w:rPr>
+        <w:t xml:space="preserve">: </w:t>
+      </w:r>
+      <w:r>
+        <w:rPr>
+          <w:rFonts w:cs="Times New Roman"/>
+          <w:szCs w:val="28"/>
+        </w:rPr>
+        <w:t>название продукта и список необходимых ингредиентов и их количество</w:t>
+      </w:r>
+    </w:p>
+    <w:p>
+      <w:pPr>
+        <w:spacing w:after="0" w:line="360" w:lineRule="auto"/>
+        <w:jc w:val="both"/>
         <w:rPr>
           <w:rFonts w:cs="Times New Roman"/>
           <w:szCs w:val="28"/>
           <w:lang w:val="en-US"/>
         </w:rPr>
-        <w:t>Ingredient</w:t>
-      </w:r>
-    </w:p>
-    <w:p>
-      <w:pPr>
-        <w:spacing w:after="0"/>
-        <w:jc w:val="both"/>
-        <w:rPr>
-          <w:rFonts w:cs="Times New Roman"/>
-          <w:kern w:val="0"/>
-          <w:szCs w:val="28"/>
-        </w:rPr>
-      </w:pPr>
-      <w:proofErr w:type="spellStart"/>
+      </w:pPr>
+      <w:r>
+        <w:rPr>
+          <w:rFonts w:cs="Times New Roman"/>
+          <w:szCs w:val="28"/>
+        </w:rPr>
+        <w:t>Поля</w:t>
+      </w:r>
+      <w:r>
+        <w:rPr>
+          <w:rFonts w:cs="Times New Roman"/>
+          <w:szCs w:val="28"/>
+          <w:lang w:val="en-US"/>
+        </w:rPr>
+        <w:t>:</w:t>
+      </w:r>
+    </w:p>
+    <w:p>
+      <w:pPr>
+        <w:spacing w:after="0" w:line="360" w:lineRule="auto"/>
+        <w:jc w:val="both"/>
+        <w:rPr>
+          <w:rFonts w:cs="Times New Roman"/>
+          <w:kern w:val="0"/>
+          <w:szCs w:val="28"/>
+          <w:lang w:val="en-US"/>
+        </w:rPr>
+      </w:pPr>
+      <w:proofErr w:type="gramStart"/>
       <w:r>
         <w:rPr>
           <w:rFonts w:cs="Times New Roman"/>
           <w:kern w:val="0"/>
           <w:szCs w:val="28"/>
           <w:highlight w:val="white"/>
+          <w:lang w:val="en-US"/>
+        </w:rPr>
+        <w:t>public</w:t>
+      </w:r>
+      <w:proofErr w:type="gramEnd"/>
+      <w:r>
+        <w:rPr>
+          <w:rFonts w:cs="Times New Roman"/>
+          <w:kern w:val="0"/>
+          <w:szCs w:val="28"/>
+          <w:highlight w:val="white"/>
+          <w:lang w:val="en-US"/>
+        </w:rPr>
+        <w:t xml:space="preserve"> string Name { get; set; }</w:t>
+      </w:r>
+    </w:p>
+    <w:p>
+      <w:pPr>
+        <w:spacing w:after="0" w:line="360" w:lineRule="auto"/>
+        <w:jc w:val="both"/>
+        <w:rPr>
+          <w:rFonts w:cs="Times New Roman"/>
+          <w:kern w:val="0"/>
+          <w:szCs w:val="28"/>
+        </w:rPr>
+      </w:pPr>
+      <w:r>
+        <w:rPr>
+          <w:rFonts w:cs="Times New Roman"/>
+          <w:kern w:val="0"/>
+          <w:szCs w:val="28"/>
+        </w:rPr>
+        <w:t>Тип: строковой, символьный</w:t>
+      </w:r>
+    </w:p>
+    <w:p>
+      <w:pPr>
+        <w:spacing w:after="0" w:line="360" w:lineRule="auto"/>
+        <w:jc w:val="both"/>
+        <w:rPr>
+          <w:rFonts w:cs="Times New Roman"/>
+          <w:kern w:val="0"/>
+          <w:szCs w:val="28"/>
+        </w:rPr>
+      </w:pPr>
+      <w:r>
+        <w:rPr>
+          <w:rFonts w:cs="Times New Roman"/>
+          <w:kern w:val="0"/>
+          <w:szCs w:val="28"/>
+        </w:rPr>
+        <w:t>Назначение: хранит название</w:t>
+      </w:r>
+      <w:r>
+        <w:rPr>
+          <w:rFonts w:cs="Times New Roman"/>
+          <w:kern w:val="0"/>
+          <w:szCs w:val="28"/>
+        </w:rPr>
+        <w:t xml:space="preserve"> готового продукта</w:t>
+      </w:r>
+      <w:r>
+        <w:rPr>
+          <w:rFonts w:cs="Times New Roman"/>
+          <w:kern w:val="0"/>
+          <w:szCs w:val="28"/>
+        </w:rPr>
+        <w:t xml:space="preserve"> (</w:t>
+      </w:r>
+      <w:r>
+        <w:rPr>
+          <w:rFonts w:cs="Times New Roman"/>
+          <w:kern w:val="0"/>
+          <w:szCs w:val="28"/>
+        </w:rPr>
+        <w:t xml:space="preserve">батон, пирог с поваром, плюшка и </w:t>
+      </w:r>
+      <w:proofErr w:type="spellStart"/>
+      <w:r>
+        <w:rPr>
+          <w:rFonts w:cs="Times New Roman"/>
+          <w:kern w:val="0"/>
+          <w:szCs w:val="28"/>
+        </w:rPr>
+        <w:t>т.д</w:t>
+      </w:r>
+      <w:proofErr w:type="spellEnd"/>
+      <w:r>
+        <w:rPr>
+          <w:rFonts w:cs="Times New Roman"/>
+          <w:kern w:val="0"/>
+          <w:szCs w:val="28"/>
+        </w:rPr>
+        <w:t>)</w:t>
+      </w:r>
+    </w:p>
+    <w:p>
+      <w:pPr>
+        <w:spacing w:after="0" w:line="360" w:lineRule="auto"/>
+        <w:jc w:val="both"/>
+        <w:rPr>
+          <w:rFonts w:cs="Times New Roman"/>
+          <w:kern w:val="0"/>
+          <w:szCs w:val="28"/>
+          <w:lang w:val="en-US"/>
+        </w:rPr>
+      </w:pPr>
+      <w:proofErr w:type="gramStart"/>
+      <w:r>
+        <w:rPr>
+          <w:rFonts w:cs="Times New Roman"/>
+          <w:kern w:val="0"/>
+          <w:szCs w:val="28"/>
+          <w:highlight w:val="white"/>
+          <w:lang w:val="en-US"/>
         </w:rPr>
         <w:lastRenderedPageBreak/>
         <w:t>public</w:t>
       </w:r>
-      <w:proofErr w:type="spellEnd"/>
-      <w:r>
-        <w:rPr>
-          <w:rFonts w:cs="Times New Roman"/>
-          <w:kern w:val="0"/>
-          <w:szCs w:val="28"/>
-          <w:highlight w:val="white"/>
-        </w:rPr>
-        <w:t xml:space="preserve"> </w:t>
-      </w:r>
-      <w:proofErr w:type="spellStart"/>
-      <w:r>
-        <w:rPr>
-          <w:rFonts w:cs="Times New Roman"/>
-          <w:kern w:val="0"/>
-          <w:szCs w:val="28"/>
-          <w:highlight w:val="white"/>
-        </w:rPr>
-        <w:t>override</w:t>
-      </w:r>
-      <w:proofErr w:type="spellEnd"/>
-      <w:r>
-        <w:rPr>
-          <w:rFonts w:cs="Times New Roman"/>
-          <w:kern w:val="0"/>
-          <w:szCs w:val="28"/>
-          <w:highlight w:val="white"/>
-        </w:rPr>
-        <w:t xml:space="preserve"> </w:t>
-      </w:r>
-      <w:proofErr w:type="spellStart"/>
-      <w:r>
-        <w:rPr>
-          <w:rFonts w:cs="Times New Roman"/>
-          <w:kern w:val="0"/>
-          <w:szCs w:val="28"/>
-          <w:highlight w:val="white"/>
-        </w:rPr>
-        <w:t>string</w:t>
-      </w:r>
-      <w:proofErr w:type="spellEnd"/>
-      <w:r>
-        <w:rPr>
-          <w:rFonts w:cs="Times New Roman"/>
-          <w:kern w:val="0"/>
-          <w:szCs w:val="28"/>
-          <w:highlight w:val="white"/>
-        </w:rPr>
-        <w:t xml:space="preserve"> </w:t>
-      </w:r>
-      <w:proofErr w:type="spellStart"/>
-      <w:proofErr w:type="gramStart"/>
-      <w:r>
-        <w:rPr>
-          <w:rFonts w:cs="Times New Roman"/>
-          <w:kern w:val="0"/>
-          <w:szCs w:val="28"/>
-          <w:highlight w:val="white"/>
-        </w:rPr>
-        <w:t>ToString</w:t>
-      </w:r>
-      <w:proofErr w:type="spellEnd"/>
-      <w:r>
-        <w:rPr>
-          <w:rFonts w:cs="Times New Roman"/>
-          <w:kern w:val="0"/>
-          <w:szCs w:val="28"/>
-          <w:highlight w:val="white"/>
-        </w:rPr>
-        <w:t>(</w:t>
-      </w:r>
       <w:proofErr w:type="gramEnd"/>
-      <w:r>
-        <w:rPr>
-          <w:rFonts w:cs="Times New Roman"/>
-          <w:kern w:val="0"/>
-          <w:szCs w:val="28"/>
-          <w:highlight w:val="white"/>
-        </w:rPr>
-        <w:t>)</w:t>
-      </w:r>
-    </w:p>
-    <w:p>
-      <w:pPr>
-        <w:spacing w:after="0"/>
-        <w:jc w:val="both"/>
-        <w:rPr>
-          <w:rFonts w:cs="Times New Roman"/>
-          <w:szCs w:val="28"/>
-        </w:rPr>
-      </w:pPr>
-      <w:r>
-        <w:rPr>
-          <w:rFonts w:cs="Times New Roman"/>
-          <w:kern w:val="0"/>
-          <w:szCs w:val="28"/>
-        </w:rPr>
-        <w:t>Назначение: метод автоматически вызывается при преобразовании объекта в строку</w:t>
-      </w:r>
-      <w:r>
-        <w:rPr>
-          <w:rFonts w:ascii="Cascadia Mono" w:hAnsi="Cascadia Mono" w:cs="Cascadia Mono"/>
-          <w:kern w:val="0"/>
-          <w:sz w:val="19"/>
-          <w:szCs w:val="19"/>
-        </w:rPr>
-        <w:t xml:space="preserve">                       </w:t>
-      </w:r>
-    </w:p>
-    <w:p>
-      <w:pPr>
-        <w:spacing w:after="0"/>
-        <w:jc w:val="both"/>
-        <w:rPr>
-          <w:rFonts w:cs="Times New Roman"/>
-          <w:szCs w:val="28"/>
-          <w:lang w:val="en-US"/>
-        </w:rPr>
-      </w:pPr>
-      <w:r>
-        <w:rPr>
-          <w:rFonts w:cs="Times New Roman"/>
-          <w:szCs w:val="28"/>
-        </w:rPr>
-        <w:t xml:space="preserve">Класс </w:t>
-      </w:r>
-      <w:r>
-        <w:rPr>
-          <w:rFonts w:cs="Times New Roman"/>
-          <w:szCs w:val="28"/>
-          <w:lang w:val="en-US"/>
-        </w:rPr>
-        <w:t>Recipe</w:t>
-      </w:r>
-    </w:p>
-    <w:p>
-      <w:pPr>
-        <w:spacing w:after="0"/>
-        <w:jc w:val="both"/>
-        <w:rPr>
-          <w:rFonts w:cs="Times New Roman"/>
-          <w:szCs w:val="28"/>
-          <w:lang w:val="en-US"/>
-        </w:rPr>
-      </w:pPr>
-      <w:r>
-        <w:rPr>
-          <w:rFonts w:cs="Times New Roman"/>
-          <w:szCs w:val="28"/>
-        </w:rPr>
-        <w:t>Назначение</w:t>
-      </w:r>
-      <w:r>
-        <w:rPr>
-          <w:rFonts w:cs="Times New Roman"/>
-          <w:szCs w:val="28"/>
-          <w:lang w:val="en-US"/>
-        </w:rPr>
-        <w:t>:</w:t>
-      </w:r>
-    </w:p>
-    <w:p>
-      <w:pPr>
-        <w:spacing w:after="0"/>
-        <w:jc w:val="both"/>
-        <w:rPr>
-          <w:rFonts w:cs="Times New Roman"/>
-          <w:szCs w:val="28"/>
-        </w:rPr>
-      </w:pPr>
-      <w:r>
-        <w:rPr>
-          <w:rFonts w:cs="Times New Roman"/>
-          <w:szCs w:val="28"/>
-        </w:rPr>
-        <w:t>Модель данных,</w:t>
-      </w:r>
-      <w:r>
-        <w:rPr>
-          <w:rFonts w:cs="Times New Roman"/>
-          <w:szCs w:val="28"/>
-        </w:rPr>
-        <w:t xml:space="preserve"> содержащая информацию о рецепте хлебобулочного изделия</w:t>
-      </w:r>
-      <w:r>
-        <w:rPr>
-          <w:rFonts w:cs="Times New Roman"/>
-          <w:szCs w:val="28"/>
-        </w:rPr>
-        <w:t xml:space="preserve">: </w:t>
-      </w:r>
-      <w:r>
-        <w:rPr>
-          <w:rFonts w:cs="Times New Roman"/>
-          <w:szCs w:val="28"/>
-        </w:rPr>
-        <w:t>название продукта и список необходимых ингредиентов и их количество</w:t>
-      </w:r>
-    </w:p>
-    <w:p>
-      <w:pPr>
-        <w:spacing w:after="0"/>
-        <w:jc w:val="both"/>
-        <w:rPr>
-          <w:rFonts w:cs="Times New Roman"/>
-          <w:szCs w:val="28"/>
-          <w:lang w:val="en-US"/>
-        </w:rPr>
-      </w:pPr>
-      <w:r>
-        <w:rPr>
-          <w:rFonts w:cs="Times New Roman"/>
-          <w:szCs w:val="28"/>
-        </w:rPr>
-        <w:t>Поля</w:t>
-      </w:r>
-      <w:r>
-        <w:rPr>
-          <w:rFonts w:cs="Times New Roman"/>
-          <w:szCs w:val="28"/>
-          <w:lang w:val="en-US"/>
-        </w:rPr>
-        <w:t>:</w:t>
-      </w:r>
-    </w:p>
-    <w:p>
-      <w:pPr>
-        <w:spacing w:after="0"/>
-        <w:jc w:val="both"/>
-        <w:rPr>
-          <w:rFonts w:cs="Times New Roman"/>
-          <w:kern w:val="0"/>
-          <w:szCs w:val="28"/>
-          <w:lang w:val="en-US"/>
-        </w:rPr>
-      </w:pPr>
-      <w:proofErr w:type="gramStart"/>
       <w:r>
         <w:rPr>
           <w:rFonts w:cs="Times New Roman"/>
@@ -1119,182 +1309,328 @@
           <w:highlight w:val="white"/>
           <w:lang w:val="en-US"/>
         </w:rPr>
+        <w:t xml:space="preserve"> List&lt;Ingredient&gt; Ingredients { get; set;}</w:t>
+      </w:r>
+    </w:p>
+    <w:p>
+      <w:pPr>
+        <w:spacing w:after="0" w:line="360" w:lineRule="auto"/>
+        <w:jc w:val="both"/>
+        <w:rPr>
+          <w:rFonts w:cs="Times New Roman"/>
+          <w:kern w:val="0"/>
+          <w:szCs w:val="28"/>
+        </w:rPr>
+      </w:pPr>
+      <w:r>
+        <w:rPr>
+          <w:rFonts w:cs="Times New Roman"/>
+          <w:kern w:val="0"/>
+          <w:szCs w:val="28"/>
+        </w:rPr>
+        <w:t>Тип: список данных</w:t>
+      </w:r>
+    </w:p>
+    <w:p>
+      <w:pPr>
+        <w:spacing w:after="0" w:line="360" w:lineRule="auto"/>
+        <w:jc w:val="both"/>
+        <w:rPr>
+          <w:rFonts w:cs="Times New Roman"/>
+          <w:kern w:val="0"/>
+          <w:szCs w:val="28"/>
+        </w:rPr>
+      </w:pPr>
+      <w:r>
+        <w:rPr>
+          <w:rFonts w:cs="Times New Roman"/>
+          <w:kern w:val="0"/>
+          <w:szCs w:val="28"/>
+        </w:rPr>
+        <w:t>Назначение: хранит список ингредиентов, необходимых для приготовления 1 единицы продукта</w:t>
+      </w:r>
+    </w:p>
+    <w:p>
+      <w:pPr>
+        <w:spacing w:after="0" w:line="360" w:lineRule="auto"/>
+        <w:jc w:val="both"/>
+      </w:pPr>
+      <w:r>
+        <w:rPr>
+          <w:rFonts w:cs="Times New Roman"/>
+          <w:kern w:val="0"/>
+          <w:szCs w:val="28"/>
+        </w:rPr>
+        <w:tab/>
+        <w:t xml:space="preserve">Класс </w:t>
+      </w:r>
+      <w:proofErr w:type="spellStart"/>
+      <w:r>
+        <w:t>BakeryShop</w:t>
+      </w:r>
+      <w:proofErr w:type="spellEnd"/>
+    </w:p>
+    <w:p>
+      <w:pPr>
+        <w:spacing w:line="360" w:lineRule="auto"/>
+      </w:pPr>
+      <w:r>
+        <w:t>Назначение класса:</w:t>
+      </w:r>
+      <w:r>
+        <w:br/>
+      </w:r>
+      <w:r>
+        <w:t>Главный класс пекарни, который хранит все ингредиенты на складе и рецепты выпечки. Управляет запасами и проверяет, можно ли приготовить то или иное изделие.</w:t>
+      </w:r>
+    </w:p>
+    <w:p>
+      <w:pPr>
+        <w:spacing w:line="360" w:lineRule="auto"/>
+      </w:pPr>
+      <w:r>
+        <w:t>Поля:</w:t>
+      </w:r>
+    </w:p>
+    <w:p>
+      <w:pPr>
+        <w:spacing w:line="360" w:lineRule="auto"/>
+      </w:pPr>
+      <w:proofErr w:type="spellStart"/>
+      <w:r>
         <w:t>public</w:t>
       </w:r>
-      <w:proofErr w:type="gramEnd"/>
-      <w:r>
-        <w:rPr>
-          <w:rFonts w:cs="Times New Roman"/>
-          <w:kern w:val="0"/>
-          <w:szCs w:val="28"/>
-          <w:highlight w:val="white"/>
-          <w:lang w:val="en-US"/>
-        </w:rPr>
-        <w:t xml:space="preserve"> string Name { get; set; }</w:t>
-      </w:r>
-    </w:p>
-    <w:p>
-      <w:pPr>
-        <w:spacing w:after="0"/>
-        <w:jc w:val="both"/>
-        <w:rPr>
-          <w:rFonts w:cs="Times New Roman"/>
-          <w:kern w:val="0"/>
-          <w:szCs w:val="28"/>
-        </w:rPr>
-      </w:pPr>
-      <w:r>
-        <w:rPr>
-          <w:rFonts w:cs="Times New Roman"/>
-          <w:kern w:val="0"/>
-          <w:szCs w:val="28"/>
-        </w:rPr>
-        <w:t>Тип: строковой, символьный</w:t>
-      </w:r>
-    </w:p>
-    <w:p>
-      <w:pPr>
-        <w:spacing w:after="0"/>
-        <w:jc w:val="both"/>
-        <w:rPr>
-          <w:rFonts w:cs="Times New Roman"/>
-          <w:kern w:val="0"/>
-          <w:szCs w:val="28"/>
-        </w:rPr>
-      </w:pPr>
-      <w:r>
-        <w:rPr>
-          <w:rFonts w:cs="Times New Roman"/>
-          <w:kern w:val="0"/>
-          <w:szCs w:val="28"/>
-        </w:rPr>
-        <w:t>Назначение: хранит название</w:t>
-      </w:r>
-      <w:r>
-        <w:rPr>
-          <w:rFonts w:cs="Times New Roman"/>
-          <w:kern w:val="0"/>
-          <w:szCs w:val="28"/>
-        </w:rPr>
-        <w:t xml:space="preserve"> готового </w:t>
-      </w:r>
-      <w:proofErr w:type="gramStart"/>
-      <w:r>
-        <w:rPr>
-          <w:rFonts w:cs="Times New Roman"/>
-          <w:kern w:val="0"/>
-          <w:szCs w:val="28"/>
-        </w:rPr>
-        <w:t>продукта( батон</w:t>
-      </w:r>
-      <w:proofErr w:type="gramEnd"/>
-      <w:r>
-        <w:rPr>
-          <w:rFonts w:cs="Times New Roman"/>
-          <w:kern w:val="0"/>
-          <w:szCs w:val="28"/>
-        </w:rPr>
-        <w:t xml:space="preserve">, пирог с поваром, плюшка и </w:t>
-      </w:r>
-      <w:proofErr w:type="spellStart"/>
-      <w:r>
-        <w:rPr>
-          <w:rFonts w:cs="Times New Roman"/>
-          <w:kern w:val="0"/>
-          <w:szCs w:val="28"/>
-        </w:rPr>
-        <w:t>т.д</w:t>
-      </w:r>
-      <w:proofErr w:type="spellEnd"/>
-      <w:r>
-        <w:rPr>
-          <w:rFonts w:cs="Times New Roman"/>
-          <w:kern w:val="0"/>
-          <w:szCs w:val="28"/>
-        </w:rPr>
-        <w:t>)</w:t>
-      </w:r>
-    </w:p>
-    <w:p>
-      <w:pPr>
-        <w:spacing w:after="0"/>
-        <w:jc w:val="both"/>
-        <w:rPr>
-          <w:rFonts w:cs="Times New Roman"/>
-          <w:kern w:val="0"/>
-          <w:szCs w:val="28"/>
-          <w:lang w:val="en-US"/>
-        </w:rPr>
-      </w:pPr>
-      <w:bookmarkStart w:id="0" w:name="_GoBack"/>
-      <w:proofErr w:type="gramStart"/>
-      <w:r>
-        <w:rPr>
-          <w:rFonts w:cs="Times New Roman"/>
-          <w:kern w:val="0"/>
-          <w:szCs w:val="28"/>
-          <w:highlight w:val="white"/>
-          <w:lang w:val="en-US"/>
-        </w:rPr>
+      <w:proofErr w:type="spellEnd"/>
+      <w:r>
+        <w:t xml:space="preserve"> </w:t>
+      </w:r>
+      <w:proofErr w:type="spellStart"/>
+      <w:r>
+        <w:t>Dictionary</w:t>
+      </w:r>
+      <w:proofErr w:type="spellEnd"/>
+      <w:r>
+        <w:t>&lt;</w:t>
+      </w:r>
+      <w:proofErr w:type="spellStart"/>
+      <w:r>
+        <w:t>string</w:t>
+      </w:r>
+      <w:proofErr w:type="spellEnd"/>
+      <w:r>
+        <w:t xml:space="preserve">, </w:t>
+      </w:r>
+      <w:proofErr w:type="spellStart"/>
+      <w:r>
+        <w:t>int</w:t>
+      </w:r>
+      <w:proofErr w:type="spellEnd"/>
+      <w:r>
+        <w:t xml:space="preserve">&gt; </w:t>
+      </w:r>
+      <w:proofErr w:type="spellStart"/>
+      <w:r>
+        <w:t>AvailableIngredients</w:t>
+      </w:r>
+      <w:proofErr w:type="spellEnd"/>
+      <w:r>
+        <w:t xml:space="preserve"> { </w:t>
+      </w:r>
+      <w:proofErr w:type="spellStart"/>
+      <w:r>
+        <w:t>get</w:t>
+      </w:r>
+      <w:proofErr w:type="spellEnd"/>
+      <w:r>
+        <w:t xml:space="preserve">; </w:t>
+      </w:r>
+      <w:proofErr w:type="spellStart"/>
+      <w:r>
+        <w:t>set</w:t>
+      </w:r>
+      <w:proofErr w:type="spellEnd"/>
+      <w:r>
+        <w:t>; }</w:t>
+      </w:r>
+      <w:r>
+        <w:br/>
+        <w:t>Тип: Словарь (ключ — название ингредиента, значение — количество)</w:t>
+      </w:r>
+      <w:r>
+        <w:br/>
+        <w:t xml:space="preserve">Назначение: хранит текущие запасы ингредиентов на складе. </w:t>
+      </w:r>
+    </w:p>
+    <w:p>
+      <w:pPr>
+        <w:spacing w:line="360" w:lineRule="auto"/>
+      </w:pPr>
+      <w:proofErr w:type="spellStart"/>
+      <w:r>
         <w:t>public</w:t>
       </w:r>
-      <w:proofErr w:type="gramEnd"/>
-      <w:r>
-        <w:rPr>
-          <w:rFonts w:cs="Times New Roman"/>
-          <w:kern w:val="0"/>
-          <w:szCs w:val="28"/>
-          <w:highlight w:val="white"/>
-          <w:lang w:val="en-US"/>
-        </w:rPr>
-        <w:t xml:space="preserve"> List&lt;Ingredient&gt; Ingredients { get; set;}</w:t>
-      </w:r>
-    </w:p>
-    <w:p>
-      <w:pPr>
-        <w:spacing w:after="0"/>
-        <w:jc w:val="both"/>
-        <w:rPr>
-          <w:rFonts w:cs="Times New Roman"/>
-          <w:kern w:val="0"/>
-          <w:szCs w:val="28"/>
-        </w:rPr>
-      </w:pPr>
-      <w:r>
-        <w:rPr>
-          <w:rFonts w:cs="Times New Roman"/>
-          <w:kern w:val="0"/>
-          <w:szCs w:val="28"/>
-        </w:rPr>
-        <w:t>Тип: список данных</w:t>
-      </w:r>
-    </w:p>
-    <w:p>
-      <w:pPr>
-        <w:spacing w:after="0"/>
-        <w:jc w:val="both"/>
-        <w:rPr>
-          <w:rFonts w:cs="Times New Roman"/>
-          <w:szCs w:val="28"/>
-        </w:rPr>
-      </w:pPr>
-      <w:r>
-        <w:rPr>
-          <w:rFonts w:cs="Times New Roman"/>
-          <w:kern w:val="0"/>
-          <w:szCs w:val="28"/>
-        </w:rPr>
-        <w:t>Назначение: хранит список ингредиентов, необходимых для приготовления 1 единицы продукта</w:t>
-      </w:r>
-      <w:bookmarkEnd w:id="0"/>
-    </w:p>
-    <w:p>
-      <w:pPr>
-        <w:spacing w:after="0"/>
+      <w:proofErr w:type="spellEnd"/>
+      <w:r>
+        <w:t xml:space="preserve"> </w:t>
+      </w:r>
+      <w:proofErr w:type="spellStart"/>
+      <w:r>
+        <w:t>List</w:t>
+      </w:r>
+      <w:proofErr w:type="spellEnd"/>
+      <w:r>
+        <w:t>&lt;</w:t>
+      </w:r>
+      <w:proofErr w:type="spellStart"/>
+      <w:r>
+        <w:t>Ingredient</w:t>
+      </w:r>
+      <w:proofErr w:type="spellEnd"/>
+      <w:r>
+        <w:t xml:space="preserve">&gt; </w:t>
+      </w:r>
+      <w:proofErr w:type="spellStart"/>
+      <w:r>
+        <w:t>Ingredients</w:t>
+      </w:r>
+      <w:proofErr w:type="spellEnd"/>
+      <w:r>
+        <w:t xml:space="preserve"> { </w:t>
+      </w:r>
+      <w:proofErr w:type="spellStart"/>
+      <w:r>
+        <w:t>get</w:t>
+      </w:r>
+      <w:proofErr w:type="spellEnd"/>
+      <w:r>
+        <w:t xml:space="preserve">; </w:t>
+      </w:r>
+      <w:proofErr w:type="spellStart"/>
+      <w:r>
+        <w:t>set</w:t>
+      </w:r>
+      <w:proofErr w:type="spellEnd"/>
+      <w:r>
+        <w:t>; }</w:t>
+      </w:r>
+      <w:r>
+        <w:br/>
+        <w:t xml:space="preserve">Тип: Список объектов </w:t>
+      </w:r>
+      <w:proofErr w:type="spellStart"/>
+      <w:r>
+        <w:t>Ingredient</w:t>
+      </w:r>
+      <w:proofErr w:type="spellEnd"/>
+      <w:r>
+        <w:br/>
+        <w:t>Назначение: хранит список всех возможных ингредиентов (название, единицы измерения и т.д.)</w:t>
+      </w:r>
+    </w:p>
+    <w:p>
+      <w:pPr>
+        <w:spacing w:line="360" w:lineRule="auto"/>
+      </w:pPr>
+      <w:r>
+        <w:t>Методы:</w:t>
+      </w:r>
+    </w:p>
+    <w:p>
+      <w:pPr>
+        <w:spacing w:line="360" w:lineRule="auto"/>
+      </w:pPr>
+      <w:proofErr w:type="spellStart"/>
+      <w:r>
+        <w:t>public</w:t>
+      </w:r>
+      <w:proofErr w:type="spellEnd"/>
+      <w:r>
+        <w:t xml:space="preserve"> </w:t>
+      </w:r>
+      <w:proofErr w:type="spellStart"/>
+      <w:r>
+        <w:t>BakeryShop</w:t>
+      </w:r>
+      <w:proofErr w:type="spellEnd"/>
+      <w:r>
+        <w:t>()</w:t>
+      </w:r>
+      <w:r>
+        <w:br/>
+        <w:t>Назначение: конструктор класса, инициализирует склады и рецепты</w:t>
+      </w:r>
+      <w:r>
+        <w:br/>
+        <w:t>Входные параметры: нет</w:t>
+      </w:r>
+      <w:r>
+        <w:br/>
+        <w:t xml:space="preserve">Выходные данные: объект </w:t>
+      </w:r>
+      <w:proofErr w:type="spellStart"/>
+      <w:r>
+        <w:t>BakeryShop</w:t>
+      </w:r>
+      <w:proofErr w:type="spellEnd"/>
+    </w:p>
+    <w:p>
+      <w:pPr>
+        <w:spacing w:line="360" w:lineRule="auto"/>
+      </w:pPr>
+      <w:r>
+        <w:t>Внутри конструктора:</w:t>
+      </w:r>
+    </w:p>
+    <w:p>
+      <w:pPr>
+        <w:spacing w:line="360" w:lineRule="auto"/>
+      </w:pPr>
+      <w:r>
+        <w:t>Создается словарь </w:t>
+      </w:r>
+      <w:proofErr w:type="spellStart"/>
+      <w:r>
+        <w:t>supplies</w:t>
+      </w:r>
+      <w:proofErr w:type="spellEnd"/>
+      <w:r>
+        <w:t> с начальными запасами:</w:t>
+      </w:r>
+    </w:p>
+    <w:p>
+      <w:pPr>
+        <w:spacing w:line="360" w:lineRule="auto"/>
+      </w:pPr>
+      <w:r>
+        <w:t>Создается словарь </w:t>
+      </w:r>
+      <w:proofErr w:type="spellStart"/>
+      <w:r>
+        <w:t>recipes</w:t>
+      </w:r>
+      <w:proofErr w:type="spellEnd"/>
+      <w:r>
+        <w:t> с рецептами:</w:t>
+      </w:r>
+    </w:p>
+    <w:p>
+      <w:pPr>
+        <w:spacing w:after="0" w:line="360" w:lineRule="auto"/>
+        <w:jc w:val="both"/>
+        <w:rPr>
+          <w:rFonts w:cs="Times New Roman"/>
+          <w:szCs w:val="28"/>
+        </w:rPr>
+      </w:pPr>
+    </w:p>
+    <w:p>
+      <w:pPr>
+        <w:spacing w:after="0" w:line="360" w:lineRule="auto"/>
         <w:ind w:firstLine="709"/>
         <w:jc w:val="both"/>
       </w:pPr>
       <w:r>
+        <w:lastRenderedPageBreak/>
         <w:tab/>
       </w:r>
       <w:r>
@@ -1303,7 +1639,7 @@
     </w:p>
     <w:p>
       <w:pPr>
-        <w:spacing w:after="0"/>
+        <w:spacing w:after="0" w:line="360" w:lineRule="auto"/>
         <w:ind w:firstLine="709"/>
         <w:jc w:val="both"/>
       </w:pPr>
@@ -1313,7 +1649,7 @@
     </w:p>
     <w:p>
       <w:pPr>
-        <w:spacing w:after="0"/>
+        <w:spacing w:after="0" w:line="360" w:lineRule="auto"/>
         <w:ind w:firstLine="709"/>
         <w:jc w:val="both"/>
       </w:pPr>
@@ -1324,7 +1660,7 @@
     </w:p>
     <w:p>
       <w:pPr>
-        <w:spacing w:after="0"/>
+        <w:spacing w:after="0" w:line="360" w:lineRule="auto"/>
         <w:ind w:firstLine="709"/>
         <w:jc w:val="both"/>
       </w:pPr>
@@ -1335,7 +1671,7 @@
     </w:p>
     <w:p>
       <w:pPr>
-        <w:spacing w:after="0"/>
+        <w:spacing w:after="0" w:line="360" w:lineRule="auto"/>
         <w:ind w:firstLine="709"/>
         <w:jc w:val="both"/>
       </w:pPr>
@@ -1346,14 +1682,219 @@
     </w:p>
     <w:p>
       <w:pPr>
-        <w:spacing w:after="0"/>
+        <w:spacing w:after="0" w:line="360" w:lineRule="auto"/>
         <w:ind w:firstLine="709"/>
         <w:jc w:val="both"/>
       </w:pPr>
-    </w:p>
-    <w:p>
-      <w:pPr>
-        <w:spacing w:after="0"/>
+      <w:proofErr w:type="spellStart"/>
+      <w:r>
+        <w:t>Pekarniya</w:t>
+      </w:r>
+      <w:proofErr w:type="spellEnd"/>
+      <w:r>
+        <w:t>/</w:t>
+      </w:r>
+    </w:p>
+    <w:p>
+      <w:pPr>
+        <w:spacing w:after="0" w:line="360" w:lineRule="auto"/>
+        <w:ind w:firstLine="709"/>
+        <w:jc w:val="both"/>
+      </w:pPr>
+      <w:r>
+        <w:t>│</w:t>
+      </w:r>
+    </w:p>
+    <w:p>
+      <w:pPr>
+        <w:spacing w:after="0" w:line="360" w:lineRule="auto"/>
+        <w:ind w:firstLine="709"/>
+        <w:jc w:val="both"/>
+      </w:pPr>
+      <w:r>
+        <w:t xml:space="preserve">├── </w:t>
+      </w:r>
+      <w:proofErr w:type="spellStart"/>
+      <w:r>
+        <w:t>Models</w:t>
+      </w:r>
+      <w:proofErr w:type="spellEnd"/>
+      <w:r>
+        <w:t>/                    # Модели данных</w:t>
+      </w:r>
+    </w:p>
+    <w:p>
+      <w:pPr>
+        <w:spacing w:after="0" w:line="360" w:lineRule="auto"/>
+        <w:ind w:firstLine="709"/>
+        <w:jc w:val="both"/>
+      </w:pPr>
+      <w:r>
+        <w:t xml:space="preserve">│   ├── </w:t>
+      </w:r>
+      <w:proofErr w:type="spellStart"/>
+      <w:r>
+        <w:t>Ingredient.cs</w:t>
+      </w:r>
+      <w:proofErr w:type="spellEnd"/>
+      <w:r>
+        <w:t xml:space="preserve">           # Ингредиент</w:t>
+      </w:r>
+    </w:p>
+    <w:p>
+      <w:pPr>
+        <w:spacing w:after="0" w:line="360" w:lineRule="auto"/>
+        <w:ind w:firstLine="709"/>
+        <w:jc w:val="both"/>
+      </w:pPr>
+      <w:r>
+        <w:t xml:space="preserve">│   ├── </w:t>
+      </w:r>
+      <w:proofErr w:type="spellStart"/>
+      <w:r>
+        <w:t>Recipe.cs</w:t>
+      </w:r>
+      <w:proofErr w:type="spellEnd"/>
+      <w:r>
+        <w:t xml:space="preserve">               # Рецепт (связь блюда и ингредиентов)</w:t>
+      </w:r>
+    </w:p>
+    <w:p>
+      <w:pPr>
+        <w:spacing w:after="0" w:line="360" w:lineRule="auto"/>
+        <w:ind w:firstLine="709"/>
+        <w:jc w:val="both"/>
+      </w:pPr>
+      <w:r>
+        <w:t xml:space="preserve">│   └── </w:t>
+      </w:r>
+      <w:proofErr w:type="spellStart"/>
+      <w:r>
+        <w:t>Dish.cs</w:t>
+      </w:r>
+      <w:proofErr w:type="spellEnd"/>
+      <w:r>
+        <w:t xml:space="preserve">                 # Блюдо</w:t>
+      </w:r>
+    </w:p>
+    <w:p>
+      <w:pPr>
+        <w:spacing w:after="0" w:line="360" w:lineRule="auto"/>
+        <w:ind w:firstLine="709"/>
+        <w:jc w:val="both"/>
+      </w:pPr>
+      <w:r>
+        <w:t>│</w:t>
+      </w:r>
+    </w:p>
+    <w:p>
+      <w:pPr>
+        <w:spacing w:after="0" w:line="360" w:lineRule="auto"/>
+        <w:ind w:firstLine="709"/>
+        <w:jc w:val="both"/>
+      </w:pPr>
+      <w:r>
+        <w:t xml:space="preserve">├── </w:t>
+      </w:r>
+      <w:proofErr w:type="spellStart"/>
+      <w:r>
+        <w:t>Services</w:t>
+      </w:r>
+      <w:proofErr w:type="spellEnd"/>
+      <w:r>
+        <w:t>/                   # Сервисы (логика)</w:t>
+      </w:r>
+    </w:p>
+    <w:p>
+      <w:pPr>
+        <w:spacing w:after="0" w:line="360" w:lineRule="auto"/>
+        <w:ind w:firstLine="709"/>
+        <w:jc w:val="both"/>
+      </w:pPr>
+      <w:r>
+        <w:t xml:space="preserve">│   ├── </w:t>
+      </w:r>
+      <w:proofErr w:type="spellStart"/>
+      <w:r>
+        <w:t>Menu.cs</w:t>
+      </w:r>
+      <w:proofErr w:type="spellEnd"/>
+      <w:r>
+        <w:t xml:space="preserve">                  # Меню (хранит блюда и рецепты)</w:t>
+      </w:r>
+    </w:p>
+    <w:p>
+      <w:pPr>
+        <w:spacing w:after="0" w:line="360" w:lineRule="auto"/>
+        <w:ind w:firstLine="709"/>
+        <w:jc w:val="both"/>
+      </w:pPr>
+      <w:r>
+        <w:t xml:space="preserve">│   ├── </w:t>
+      </w:r>
+      <w:proofErr w:type="spellStart"/>
+      <w:r>
+        <w:t>BakeryShop.cs</w:t>
+      </w:r>
+      <w:proofErr w:type="spellEnd"/>
+      <w:r>
+        <w:t xml:space="preserve">            # Главный класс пекарни</w:t>
+      </w:r>
+    </w:p>
+    <w:p>
+      <w:pPr>
+        <w:spacing w:after="0" w:line="360" w:lineRule="auto"/>
+        <w:ind w:firstLine="709"/>
+        <w:jc w:val="both"/>
+      </w:pPr>
+      <w:r>
+        <w:t xml:space="preserve">│   └── </w:t>
+      </w:r>
+      <w:proofErr w:type="spellStart"/>
+      <w:r>
+        <w:t>BakeryTests.cs</w:t>
+      </w:r>
+      <w:proofErr w:type="spellEnd"/>
+      <w:r>
+        <w:t xml:space="preserve">           # Класс для тестирования</w:t>
+      </w:r>
+    </w:p>
+    <w:p>
+      <w:pPr>
+        <w:spacing w:after="0" w:line="360" w:lineRule="auto"/>
+        <w:ind w:firstLine="709"/>
+        <w:jc w:val="both"/>
+      </w:pPr>
+      <w:r>
+        <w:t>│</w:t>
+      </w:r>
+    </w:p>
+    <w:p>
+      <w:pPr>
+        <w:spacing w:after="0" w:line="360" w:lineRule="auto"/>
+        <w:ind w:firstLine="709"/>
+        <w:jc w:val="both"/>
+        <w:rPr>
+          <w:lang w:val="en-US"/>
+        </w:rPr>
+      </w:pPr>
+      <w:r>
+        <w:t xml:space="preserve">└── </w:t>
+      </w:r>
+      <w:proofErr w:type="spellStart"/>
+      <w:r>
+        <w:t>Program.cs</w:t>
+      </w:r>
+      <w:proofErr w:type="spellEnd"/>
+      <w:r>
+        <w:t xml:space="preserve">                   # Точка входа</w:t>
+      </w:r>
+      <w:bookmarkStart w:id="0" w:name="_GoBack"/>
+      <w:bookmarkEnd w:id="0"/>
+    </w:p>
+    <w:p>
+      <w:pPr>
+        <w:spacing w:after="0" w:line="360" w:lineRule="auto"/>
         <w:ind w:firstLine="709"/>
         <w:jc w:val="both"/>
         <w:rPr>
@@ -1394,7 +1935,7 @@
         <v:path o:extrusionok="f" gradientshapeok="t" o:connecttype="rect"/>
         <o:lock v:ext="edit" aspectratio="t"/>
       </v:shapetype>
-      <v:shape id="_x0000_i1074" type="#_x0000_t75" style="width:11.7pt;height:11.7pt" o:bullet="t">
+      <v:shape id="_x0000_i1047" type="#_x0000_t75" style="width:11.65pt;height:11.65pt" o:bullet="t">
         <v:imagedata r:id="rId1" o:title="mso1A13"/>
       </v:shape>
     </w:pict>
@@ -2126,6 +2667,155 @@
           <w:tab w:val="num" w:pos="6404"/>
         </w:tabs>
         <w:ind w:left="6404" w:hanging="360"/>
+      </w:pPr>
+      <w:rPr>
+        <w:rFonts w:ascii="Wingdings" w:hAnsi="Wingdings" w:hint="default"/>
+        <w:sz w:val="20"/>
+      </w:rPr>
+    </w:lvl>
+  </w:abstractNum>
+  <w:abstractNum w:abstractNumId="5" w15:restartNumberingAfterBreak="0">
+    <w:nsid w:val="7E2769C8"/>
+    <w:multiLevelType w:val="multilevel"/>
+    <w:tmpl w:val="C64CD4C6"/>
+    <w:lvl w:ilvl="0">
+      <w:start w:val="1"/>
+      <w:numFmt w:val="bullet"/>
+      <w:lvlText w:val=""/>
+      <w:lvlJc w:val="left"/>
+      <w:pPr>
+        <w:tabs>
+          <w:tab w:val="num" w:pos="720"/>
+        </w:tabs>
+        <w:ind w:left="720" w:hanging="360"/>
+      </w:pPr>
+      <w:rPr>
+        <w:rFonts w:ascii="Symbol" w:hAnsi="Symbol" w:hint="default"/>
+        <w:sz w:val="20"/>
+      </w:rPr>
+    </w:lvl>
+    <w:lvl w:ilvl="1">
+      <w:start w:val="1"/>
+      <w:numFmt w:val="bullet"/>
+      <w:lvlText w:val="o"/>
+      <w:lvlJc w:val="left"/>
+      <w:pPr>
+        <w:tabs>
+          <w:tab w:val="num" w:pos="1440"/>
+        </w:tabs>
+        <w:ind w:left="1440" w:hanging="360"/>
+      </w:pPr>
+      <w:rPr>
+        <w:rFonts w:ascii="Courier New" w:hAnsi="Courier New" w:hint="default"/>
+        <w:sz w:val="20"/>
+      </w:rPr>
+    </w:lvl>
+    <w:lvl w:ilvl="2">
+      <w:start w:val="1"/>
+      <w:numFmt w:val="bullet"/>
+      <w:lvlText w:val=""/>
+      <w:lvlJc w:val="left"/>
+      <w:pPr>
+        <w:tabs>
+          <w:tab w:val="num" w:pos="2160"/>
+        </w:tabs>
+        <w:ind w:left="2160" w:hanging="360"/>
+      </w:pPr>
+      <w:rPr>
+        <w:rFonts w:ascii="Wingdings" w:hAnsi="Wingdings" w:hint="default"/>
+        <w:sz w:val="20"/>
+      </w:rPr>
+    </w:lvl>
+    <w:lvl w:ilvl="3" w:tentative="1">
+      <w:start w:val="1"/>
+      <w:numFmt w:val="bullet"/>
+      <w:lvlText w:val=""/>
+      <w:lvlJc w:val="left"/>
+      <w:pPr>
+        <w:tabs>
+          <w:tab w:val="num" w:pos="2880"/>
+        </w:tabs>
+        <w:ind w:left="2880" w:hanging="360"/>
+      </w:pPr>
+      <w:rPr>
+        <w:rFonts w:ascii="Wingdings" w:hAnsi="Wingdings" w:hint="default"/>
+        <w:sz w:val="20"/>
+      </w:rPr>
+    </w:lvl>
+    <w:lvl w:ilvl="4" w:tentative="1">
+      <w:start w:val="1"/>
+      <w:numFmt w:val="bullet"/>
+      <w:lvlText w:val=""/>
+      <w:lvlJc w:val="left"/>
+      <w:pPr>
+        <w:tabs>
+          <w:tab w:val="num" w:pos="3600"/>
+        </w:tabs>
+        <w:ind w:left="3600" w:hanging="360"/>
+      </w:pPr>
+      <w:rPr>
+        <w:rFonts w:ascii="Wingdings" w:hAnsi="Wingdings" w:hint="default"/>
+        <w:sz w:val="20"/>
+      </w:rPr>
+    </w:lvl>
+    <w:lvl w:ilvl="5" w:tentative="1">
+      <w:start w:val="1"/>
+      <w:numFmt w:val="bullet"/>
+      <w:lvlText w:val=""/>
+      <w:lvlJc w:val="left"/>
+      <w:pPr>
+        <w:tabs>
+          <w:tab w:val="num" w:pos="4320"/>
+        </w:tabs>
+        <w:ind w:left="4320" w:hanging="360"/>
+      </w:pPr>
+      <w:rPr>
+        <w:rFonts w:ascii="Wingdings" w:hAnsi="Wingdings" w:hint="default"/>
+        <w:sz w:val="20"/>
+      </w:rPr>
+    </w:lvl>
+    <w:lvl w:ilvl="6" w:tentative="1">
+      <w:start w:val="1"/>
+      <w:numFmt w:val="bullet"/>
+      <w:lvlText w:val=""/>
+      <w:lvlJc w:val="left"/>
+      <w:pPr>
+        <w:tabs>
+          <w:tab w:val="num" w:pos="5040"/>
+        </w:tabs>
+        <w:ind w:left="5040" w:hanging="360"/>
+      </w:pPr>
+      <w:rPr>
+        <w:rFonts w:ascii="Wingdings" w:hAnsi="Wingdings" w:hint="default"/>
+        <w:sz w:val="20"/>
+      </w:rPr>
+    </w:lvl>
+    <w:lvl w:ilvl="7" w:tentative="1">
+      <w:start w:val="1"/>
+      <w:numFmt w:val="bullet"/>
+      <w:lvlText w:val=""/>
+      <w:lvlJc w:val="left"/>
+      <w:pPr>
+        <w:tabs>
+          <w:tab w:val="num" w:pos="5760"/>
+        </w:tabs>
+        <w:ind w:left="5760" w:hanging="360"/>
+      </w:pPr>
+      <w:rPr>
+        <w:rFonts w:ascii="Wingdings" w:hAnsi="Wingdings" w:hint="default"/>
+        <w:sz w:val="20"/>
+      </w:rPr>
+    </w:lvl>
+    <w:lvl w:ilvl="8" w:tentative="1">
+      <w:start w:val="1"/>
+      <w:numFmt w:val="bullet"/>
+      <w:lvlText w:val=""/>
+      <w:lvlJc w:val="left"/>
+      <w:pPr>
+        <w:tabs>
+          <w:tab w:val="num" w:pos="6480"/>
+        </w:tabs>
+        <w:ind w:left="6480" w:hanging="360"/>
       </w:pPr>
       <w:rPr>
         <w:rFonts w:ascii="Wingdings" w:hAnsi="Wingdings" w:hint="default"/>
@@ -2147,6 +2837,9 @@
   </w:num>
   <w:num w:numId="5">
     <w:abstractNumId w:val="2"/>
+  </w:num>
+  <w:num w:numId="6">
+    <w:abstractNumId w:val="5"/>
   </w:num>
 </w:numbering>
 </file>
@@ -3079,6 +3772,46 @@
       <w:spacing w:val="5"/>
     </w:rPr>
   </w:style>
+  <w:style w:type="paragraph" w:customStyle="1" w:styleId="ds-markdown-paragraph">
+    <w:name w:val="ds-markdown-paragraph"/>
+    <w:basedOn w:val="a"/>
+    <w:rsid w:val="00D14068"/>
+    <w:pPr>
+      <w:spacing w:before="100" w:beforeAutospacing="1" w:after="100" w:afterAutospacing="1"/>
+    </w:pPr>
+    <w:rPr>
+      <w:rFonts w:eastAsia="Times New Roman" w:cs="Times New Roman"/>
+      <w:kern w:val="0"/>
+      <w:sz w:val="24"/>
+      <w:szCs w:val="24"/>
+      <w:lang w:eastAsia="ru-RU"/>
+      <w14:ligatures w14:val="none"/>
+    </w:rPr>
+  </w:style>
+  <w:style w:type="character" w:styleId="ac">
+    <w:name w:val="Strong"/>
+    <w:basedOn w:val="a0"/>
+    <w:uiPriority w:val="22"/>
+    <w:qFormat/>
+    <w:rsid w:val="00D14068"/>
+    <w:rPr>
+      <w:b/>
+      <w:bCs/>
+    </w:rPr>
+  </w:style>
+  <w:style w:type="character" w:styleId="HTML">
+    <w:name w:val="HTML Code"/>
+    <w:basedOn w:val="a0"/>
+    <w:uiPriority w:val="99"/>
+    <w:semiHidden/>
+    <w:unhideWhenUsed/>
+    <w:rsid w:val="00D14068"/>
+    <w:rPr>
+      <w:rFonts w:ascii="Courier New" w:eastAsia="Times New Roman" w:hAnsi="Courier New" w:cs="Courier New"/>
+      <w:sz w:val="20"/>
+      <w:szCs w:val="20"/>
+    </w:rPr>
+  </w:style>
 </w:styles>
 </file>
 
@@ -3382,7 +4115,7 @@
 </file>
 
 <file path=customXml/itemProps1.xml><?xml version="1.0" encoding="utf-8"?>
-<ds:datastoreItem xmlns:ds="http://schemas.openxmlformats.org/officeDocument/2006/customXml" ds:itemID="{6AE9235C-2747-4ABD-8C3B-B06AEEC44FA3}">
+<ds:datastoreItem xmlns:ds="http://schemas.openxmlformats.org/officeDocument/2006/customXml" ds:itemID="{3C38E17B-AD67-4640-9CBC-D150453DE76B}">
   <ds:schemaRefs>
     <ds:schemaRef ds:uri="http://schemas.openxmlformats.org/officeDocument/2006/bibliography"/>
   </ds:schemaRefs>
